--- a/api/templates/Single TT Will - Couple (Clio).docx
+++ b/api/templates/Single TT Will - Couple (Clio).docx
@@ -29,9 +29,7 @@
         <w:pStyle w:val="AEPTitle"/>
       </w:pPr>
       <w:r>
-        <w:rPr>
-          <w:highlight w:val="yellow"/>
-        </w:rPr>
+        <w:rPr/>
         <w:t>&lt;&lt; Matter.Relationships.Mr.Name &gt;&gt;</w:t>
       </w:r>
       <w:r>
@@ -188,21 +186,15 @@
         <w:t xml:space="preserve">Last Will of </w:t>
       </w:r>
       <w:r>
-        <w:rPr>
-          <w:highlight w:val="yellow"/>
-        </w:rPr>
+        <w:rPr/>
         <w:t>&lt;&lt; Matter.Relationships.</w:t>
       </w:r>
       <w:r>
-        <w:rPr>
-          <w:highlight w:val="yellow"/>
-        </w:rPr>
+        <w:rPr/>
         <w:t>Mr</w:t>
       </w:r>
       <w:r>
-        <w:rPr>
-          <w:highlight w:val="yellow"/>
-        </w:rPr>
+        <w:rPr/>
         <w:t>.Name &gt;&gt;</w:t>
       </w:r>
     </w:p>
@@ -214,9 +206,7 @@
         <w:t xml:space="preserve">of </w:t>
       </w:r>
       <w:r>
-        <w:rPr>
-          <w:highlight w:val="yellow"/>
-        </w:rPr>
+        <w:rPr/>
         <w:t>&lt;&lt; Matter.Client.Address &gt;&gt;</w:t>
       </w:r>
     </w:p>
@@ -332,45 +322,31 @@
         <w:pStyle w:val="Heading3"/>
       </w:pPr>
       <w:r>
-        <w:rPr>
-          <w:highlight w:val="cyan"/>
-        </w:rPr>
+        <w:rPr/>
         <w:t>[</w:t>
       </w:r>
       <w:r>
-        <w:rPr>
-          <w:highlight w:val="cyan"/>
-        </w:rPr>
+        <w:rPr/>
         <w:t>#if</w:t>
       </w:r>
       <w:r>
-        <w:rPr>
-          <w:highlight w:val="cyan"/>
-        </w:rPr>
+        <w:rPr/>
         <w:t xml:space="preserve"> </w:t>
       </w:r>
       <w:r>
-        <w:rPr>
-          <w:highlight w:val="cyan"/>
-        </w:rPr>
+        <w:rPr/>
         <w:t>outright gift to spouse in first instance</w:t>
       </w:r>
       <w:r>
-        <w:rPr>
-          <w:highlight w:val="cyan"/>
-        </w:rPr>
+        <w:rPr/>
         <w:t xml:space="preserve"> i.e. </w:t>
       </w:r>
       <w:r>
-        <w:rPr>
-          <w:highlight w:val="cyan"/>
-        </w:rPr>
+        <w:rPr/>
         <w:t>the TT starts after both spouses have died</w:t>
       </w:r>
       <w:r>
-        <w:rPr>
-          <w:highlight w:val="cyan"/>
-        </w:rPr>
+        <w:rPr/>
         <w:t>]</w:t>
       </w:r>
       <w:r>
@@ -389,9 +365,7 @@
         <w:t xml:space="preserve"> on my death if </w:t>
       </w:r>
       <w:r>
-        <w:rPr>
-          <w:highlight w:val="green"/>
-        </w:rPr>
+        <w:rPr/>
         <w:t>&lt;&lt; Matter.Relationships.Mrs.Name &gt;&gt;</w:t>
       </w:r>
       <w:r>
@@ -412,7 +386,6 @@
       <w:r>
         <w:rPr>
           <w:rStyle w:val="AEPBold"/>
-          <w:highlight w:val="yellow"/>
         </w:rPr>
         <w:t>&lt;&lt; Matter.Relationships.Mr.Name &gt;&gt;</w:t>
       </w:r>
@@ -439,9 +412,7 @@
         <w:t xml:space="preserve">Initial Trustee - </w:t>
       </w:r>
       <w:r>
-        <w:rPr>
-          <w:highlight w:val="yellow"/>
-        </w:rPr>
+        <w:rPr/>
         <w:t>&lt;&lt; Matter.CustomField.InitialTrusteeTt1 &gt;&gt;</w:t>
       </w:r>
       <w:r>
@@ -456,9 +427,7 @@
         <w:t xml:space="preserve">Backup Trustee - </w:t>
       </w:r>
       <w:r>
-        <w:rPr>
-          <w:highlight w:val="yellow"/>
-        </w:rPr>
+        <w:rPr/>
         <w:t>&lt;&lt; Matter.CustomField.BackupTrusteeTt1 &gt;&gt;</w:t>
       </w:r>
       <w:r>
@@ -473,9 +442,7 @@
         <w:t xml:space="preserve">Further Backup Trustee - </w:t>
       </w:r>
       <w:r>
-        <w:rPr>
-          <w:highlight w:val="yellow"/>
-        </w:rPr>
+        <w:rPr/>
         <w:t>&lt;&lt; Matter.CustomField.FurtherBackupTrusteeTt1 &gt;&gt;</w:t>
       </w:r>
       <w:r>
@@ -493,9 +460,7 @@
         <w:t xml:space="preserve">Appointor - </w:t>
       </w:r>
       <w:r>
-        <w:rPr>
-          <w:highlight w:val="yellow"/>
-        </w:rPr>
+        <w:rPr/>
         <w:t>&lt;&lt; Matter.CustomField.InitialAppointorTt1 &gt;&gt;</w:t>
       </w:r>
       <w:r>
@@ -510,9 +475,7 @@
         <w:t xml:space="preserve">Backup Appointor - </w:t>
       </w:r>
       <w:r>
-        <w:rPr>
-          <w:highlight w:val="yellow"/>
-        </w:rPr>
+        <w:rPr/>
         <w:t>&lt;&lt; Matter.CustomField.BackupAppointorTt1 &gt;&gt;</w:t>
       </w:r>
       <w:r>
@@ -527,9 +490,7 @@
         <w:t xml:space="preserve">Further Backup Appointor - </w:t>
       </w:r>
       <w:r>
-        <w:rPr>
-          <w:highlight w:val="yellow"/>
-        </w:rPr>
+        <w:rPr/>
         <w:t>&lt;&lt; Matter.CustomField.FurtherBackupAppointorTt1 &gt;&gt;</w:t>
       </w:r>
       <w:r>
@@ -541,21 +502,15 @@
         <w:pStyle w:val="Heading3"/>
       </w:pPr>
       <w:r>
-        <w:rPr>
-          <w:highlight w:val="cyan"/>
-        </w:rPr>
+        <w:rPr/>
         <w:t>[</w:t>
       </w:r>
       <w:r>
-        <w:rPr>
-          <w:highlight w:val="cyan"/>
-        </w:rPr>
+        <w:rPr/>
         <w:t>#if the TT starts in the first instance</w:t>
       </w:r>
       <w:r>
-        <w:rPr>
-          <w:highlight w:val="cyan"/>
-        </w:rPr>
+        <w:rPr/>
         <w:t>]</w:t>
       </w:r>
       <w:r>
@@ -585,7 +540,6 @@
       <w:r>
         <w:rPr>
           <w:rStyle w:val="AEPBold"/>
-          <w:highlight w:val="yellow"/>
         </w:rPr>
         <w:t>&lt;&lt; Matter.Relationships.Mr.Name &gt;&gt;</w:t>
       </w:r>
@@ -610,9 +564,7 @@
         <w:t xml:space="preserve">Nominated Beneficiary - </w:t>
       </w:r>
       <w:r>
-        <w:rPr>
-          <w:highlight w:val="green"/>
-        </w:rPr>
+        <w:rPr/>
         <w:t>&lt;&lt; Matter.Relationships.Mrs.Name &gt;&gt;</w:t>
       </w:r>
     </w:p>
@@ -624,9 +576,7 @@
         <w:t xml:space="preserve">Initial Trustee - </w:t>
       </w:r>
       <w:r>
-        <w:rPr>
-          <w:highlight w:val="yellow"/>
-        </w:rPr>
+        <w:rPr/>
         <w:t>&lt;&lt; Matter.CustomField.InitialTrusteeTt1 &gt;&gt;</w:t>
       </w:r>
       <w:r>
@@ -644,9 +594,7 @@
         <w:t xml:space="preserve">Backup Trustee - </w:t>
       </w:r>
       <w:r>
-        <w:rPr>
-          <w:highlight w:val="yellow"/>
-        </w:rPr>
+        <w:rPr/>
         <w:t>&lt;&lt; Matter.CustomField.BackupTrusteeTt1 &gt;&gt;</w:t>
       </w:r>
       <w:r>
@@ -661,9 +609,7 @@
         <w:t xml:space="preserve">Further Backup Trustee - </w:t>
       </w:r>
       <w:r>
-        <w:rPr>
-          <w:highlight w:val="yellow"/>
-        </w:rPr>
+        <w:rPr/>
         <w:t>&lt;&lt; Matter.CustomField.FurtherBackupTrusteeTt1 &gt;&gt;</w:t>
       </w:r>
       <w:r>
@@ -684,9 +630,7 @@
         <w:t xml:space="preserve">Appointor - </w:t>
       </w:r>
       <w:r>
-        <w:rPr>
-          <w:highlight w:val="yellow"/>
-        </w:rPr>
+        <w:rPr/>
         <w:t>&lt;&lt; Matter.CustomField.InitialAppointorTt1 &gt;&gt;</w:t>
       </w:r>
       <w:r>
@@ -704,9 +648,7 @@
         <w:t xml:space="preserve">Backup Appointor - </w:t>
       </w:r>
       <w:r>
-        <w:rPr>
-          <w:highlight w:val="yellow"/>
-        </w:rPr>
+        <w:rPr/>
         <w:t>&lt;&lt; Matter.CustomField.BackupAppointorTt1 &gt;&gt;</w:t>
       </w:r>
       <w:r>
@@ -724,9 +666,7 @@
         <w:t xml:space="preserve">Further Backup Appointor - </w:t>
       </w:r>
       <w:r>
-        <w:rPr>
-          <w:highlight w:val="yellow"/>
-        </w:rPr>
+        <w:rPr/>
         <w:t>&lt;&lt; Matter.CustomField.FurtherBackupAppointorTt1 &gt;&gt;</w:t>
       </w:r>
       <w:r>
@@ -741,27 +681,19 @@
         <w:pStyle w:val="Heading3"/>
       </w:pPr>
       <w:r>
-        <w:rPr>
-          <w:highlight w:val="cyan"/>
-        </w:rPr>
+        <w:rPr/>
         <w:t>[</w:t>
       </w:r>
       <w:r>
-        <w:rPr>
-          <w:highlight w:val="cyan"/>
-        </w:rPr>
+        <w:rPr/>
         <w:t xml:space="preserve">#if </w:t>
       </w:r>
       <w:r>
-        <w:rPr>
-          <w:highlight w:val="cyan"/>
-        </w:rPr>
+        <w:rPr/>
         <w:t>TT is to benefit someone other than spouse or children</w:t>
       </w:r>
       <w:r>
-        <w:rPr>
-          <w:highlight w:val="cyan"/>
-        </w:rPr>
+        <w:rPr/>
         <w:t>]</w:t>
       </w:r>
       <w:r>
@@ -791,7 +723,6 @@
       <w:r>
         <w:rPr>
           <w:rStyle w:val="AEPBold"/>
-          <w:highlight w:val="yellow"/>
         </w:rPr>
         <w:t>&lt;&lt; Matter.Relationships.Mr.Name &gt;&gt;</w:t>
       </w:r>
@@ -816,9 +747,7 @@
         <w:t xml:space="preserve">Nominated Beneficiary - </w:t>
       </w:r>
       <w:r>
-        <w:rPr>
-          <w:highlight w:val="yellow"/>
-        </w:rPr>
+        <w:rPr/>
         <w:t>&lt;&lt; Matter.CustomField.NominatedBeneficiaryTt1 &gt;&gt;</w:t>
       </w:r>
     </w:p>
@@ -830,9 +759,7 @@
         <w:t xml:space="preserve">Initial Trustee - </w:t>
       </w:r>
       <w:r>
-        <w:rPr>
-          <w:highlight w:val="yellow"/>
-        </w:rPr>
+        <w:rPr/>
         <w:t>&lt;&lt; Matter.CustomField.InitialTrusteeTt1 &gt;&gt;</w:t>
       </w:r>
       <w:r>
@@ -850,9 +777,7 @@
         <w:t xml:space="preserve">Backup Trustee - </w:t>
       </w:r>
       <w:r>
-        <w:rPr>
-          <w:highlight w:val="yellow"/>
-        </w:rPr>
+        <w:rPr/>
         <w:t>&lt;&lt; Matter.CustomField.BackupTrusteeTt1 &gt;&gt;</w:t>
       </w:r>
       <w:r>
@@ -870,9 +795,7 @@
         <w:t xml:space="preserve">Further Backup Trustee - </w:t>
       </w:r>
       <w:r>
-        <w:rPr>
-          <w:highlight w:val="yellow"/>
-        </w:rPr>
+        <w:rPr/>
         <w:t>&lt;&lt; Matter.CustomField.FurtherBackupTrusteeTt1 &gt;&gt;</w:t>
       </w:r>
       <w:r>
@@ -894,9 +817,7 @@
         <w:t xml:space="preserve">Appointor - </w:t>
       </w:r>
       <w:r>
-        <w:rPr>
-          <w:highlight w:val="yellow"/>
-        </w:rPr>
+        <w:rPr/>
         <w:t>&lt;&lt; Matter.CustomField.InitialAppointorTt1 &gt;&gt;</w:t>
       </w:r>
       <w:r>
@@ -914,9 +835,7 @@
         <w:t xml:space="preserve">Backup Appointor - </w:t>
       </w:r>
       <w:r>
-        <w:rPr>
-          <w:highlight w:val="yellow"/>
-        </w:rPr>
+        <w:rPr/>
         <w:t>&lt;&lt; Matter.CustomField.BackupAppointorTt1 &gt;&gt;</w:t>
       </w:r>
       <w:r>
@@ -934,9 +853,7 @@
         <w:t xml:space="preserve">Further Backup Appointor - </w:t>
       </w:r>
       <w:r>
-        <w:rPr>
-          <w:highlight w:val="yellow"/>
-        </w:rPr>
+        <w:rPr/>
         <w:t>&lt;&lt; Matter.CustomField.FurtherBackupAppointorTt1 &gt;&gt;</w:t>
       </w:r>
       <w:r>
@@ -1011,9 +928,7 @@
         </w:numPr>
       </w:pPr>
       <w:r>
-        <w:rPr>
-          <w:highlight w:val="green"/>
-        </w:rPr>
+        <w:rPr/>
         <w:t>&lt;&lt; Matter.Relationships.Mrs.Name &gt;&gt;</w:t>
       </w:r>
       <w:r>
@@ -1032,18 +947,14 @@
         <w:t xml:space="preserve">if </w:t>
       </w:r>
       <w:r>
-        <w:rPr>
-          <w:highlight w:val="green"/>
-        </w:rPr>
+        <w:rPr/>
         <w:t>&lt;&lt; Matter.Relationships.Mrs.Name &gt;&gt;</w:t>
       </w:r>
       <w:r>
         <w:t xml:space="preserve"> is unable or unwilling to act for any reason, then I appoint </w:t>
       </w:r>
       <w:r>
-        <w:rPr>
-          <w:highlight w:val="yellow"/>
-        </w:rPr>
+        <w:rPr/>
         <w:t>&lt;&lt; Matter.CustomField.BackupExecutor &gt;&gt;</w:t>
       </w:r>
       <w:r>
@@ -1061,18 +972,14 @@
         <w:t xml:space="preserve">if </w:t>
       </w:r>
       <w:r>
-        <w:rPr>
-          <w:highlight w:val="yellow"/>
-        </w:rPr>
+        <w:rPr/>
         <w:t>&lt;&lt; Matter.CustomField.BackupExecutor &gt;&gt;</w:t>
       </w:r>
       <w:r>
         <w:t xml:space="preserve"> is unable or unwilling to act for any reason, then I appoint </w:t>
       </w:r>
       <w:r>
-        <w:rPr>
-          <w:highlight w:val="yellow"/>
-        </w:rPr>
+        <w:rPr/>
         <w:t>&lt;&lt; Matter.CustomField.FurtherBackupExecutor &gt;&gt;</w:t>
       </w:r>
       <w:bookmarkStart w:id="12" w:name="_Toc389476408"/>
@@ -1242,9 +1149,7 @@
         <w:pStyle w:val="Heading1"/>
       </w:pPr>
       <w:r>
-        <w:rPr>
-          <w:highlight w:val="cyan"/>
-        </w:rPr>
+        <w:rPr/>
         <w:t>#if minors</w:t>
       </w:r>
       <w:r>
@@ -1264,9 +1169,7 @@
         <w:pStyle w:val="Heading3"/>
       </w:pPr>
       <w:r>
-        <w:rPr>
-          <w:highlight w:val="yellow"/>
-        </w:rPr>
+        <w:rPr/>
         <w:t>&lt;&lt; Matter.CustomField.InitialGuardian &gt;&gt;</w:t>
       </w:r>
       <w:r>
@@ -1284,18 +1187,14 @@
         <w:t xml:space="preserve">if </w:t>
       </w:r>
       <w:r>
-        <w:rPr>
-          <w:highlight w:val="yellow"/>
-        </w:rPr>
+        <w:rPr/>
         <w:t>&lt;&lt; Matter.CustomField.InitialGuardian &gt;&gt;</w:t>
       </w:r>
       <w:r>
         <w:t xml:space="preserve"> is unable or unwilling to act for any reason, then I appoint </w:t>
       </w:r>
       <w:r>
-        <w:rPr>
-          <w:highlight w:val="yellow"/>
-        </w:rPr>
+        <w:rPr/>
         <w:t>&lt;&lt; Matter.CustomField.BackupGuardian &gt;&gt;</w:t>
       </w:r>
       <w:r>
@@ -1316,9 +1215,7 @@
         <w:t xml:space="preserve"> </w:t>
       </w:r>
       <w:r>
-        <w:rPr>
-          <w:highlight w:val="cyan"/>
-        </w:rPr>
+        <w:rPr/>
         <w:t>[#end]</w:t>
       </w:r>
     </w:p>
@@ -1381,18 +1278,14 @@
         <w:t xml:space="preserve"> </w:t>
       </w:r>
       <w:r>
-        <w:rPr>
-          <w:highlight w:val="green"/>
-        </w:rPr>
+        <w:rPr/>
         <w:t>&lt;&lt; Matter.Relationships.Mrs.Name &gt;&gt;</w:t>
       </w:r>
       <w:r>
         <w:t xml:space="preserve"> absolutely with the Giftover Provision not applying, and if </w:t>
       </w:r>
       <w:r>
-        <w:rPr>
-          <w:highlight w:val="green"/>
-        </w:rPr>
+        <w:rPr/>
         <w:t>&lt;&lt; Matter.Relationships.Mrs.Name &gt;&gt;</w:t>
       </w:r>
       <w:r>
@@ -1424,57 +1317,39 @@
     <w:p>
       <w:pPr>
         <w:pStyle w:val="AEPTextL0"/>
-        <w:rPr>
-          <w:highlight w:val="cyan"/>
-        </w:rPr>
+        <w:rPr/>
       </w:pPr>
       <w:bookmarkStart w:id="27" w:name="_Ref392525263"/>
       <w:r>
-        <w:rPr>
-          <w:highlight w:val="cyan"/>
-        </w:rPr>
+        <w:rPr/>
         <w:t xml:space="preserve">#option 1: </w:t>
       </w:r>
       <w:r>
-        <w:rPr>
-          <w:highlight w:val="cyan"/>
-        </w:rPr>
+        <w:rPr/>
         <w:t>If o</w:t>
       </w:r>
       <w:r>
-        <w:rPr>
-          <w:highlight w:val="cyan"/>
-        </w:rPr>
+        <w:rPr/>
         <w:t>utright gift to spouse in the first instance</w:t>
       </w:r>
       <w:r>
-        <w:rPr>
-          <w:highlight w:val="cyan"/>
-        </w:rPr>
+        <w:rPr/>
         <w:t xml:space="preserve"> </w:t>
       </w:r>
       <w:r>
-        <w:rPr>
-          <w:highlight w:val="cyan"/>
-        </w:rPr>
+        <w:rPr/>
         <w:t>instance</w:t>
       </w:r>
       <w:r>
-        <w:rPr>
-          <w:highlight w:val="cyan"/>
-        </w:rPr>
+        <w:rPr/>
         <w:t xml:space="preserve"> </w:t>
       </w:r>
       <w:r>
-        <w:rPr>
-          <w:highlight w:val="cyan"/>
-        </w:rPr>
+        <w:rPr/>
         <w:t xml:space="preserve">i.e. the TT starts after both spouses have </w:t>
       </w:r>
       <w:r>
-        <w:rPr>
-          <w:highlight w:val="cyan"/>
-        </w:rPr>
+        <w:rPr/>
         <w:t>died</w:t>
       </w:r>
     </w:p>
@@ -1487,9 +1362,7 @@
         <w:t xml:space="preserve">I give my Residual Estate to </w:t>
       </w:r>
       <w:r>
-        <w:rPr>
-          <w:highlight w:val="green"/>
-        </w:rPr>
+        <w:rPr/>
         <w:t>&lt;&lt; Matter.Relationships.Mrs.Name &gt;&gt;</w:t>
       </w:r>
       <w:r>
@@ -1504,9 +1377,7 @@
         <w:t xml:space="preserve">If </w:t>
       </w:r>
       <w:r>
-        <w:rPr>
-          <w:highlight w:val="green"/>
-        </w:rPr>
+        <w:rPr/>
         <w:t>&lt;&lt; Matter.Relationships.Mrs.Name &gt;&gt;</w:t>
       </w:r>
       <w:r>
@@ -1520,7 +1391,6 @@
           <w:rStyle w:val="AEPBold"/>
           <w:b w:val="0"/>
           <w:bCs/>
-          <w:highlight w:val="yellow"/>
         </w:rPr>
         <w:t>&lt;&lt; Matter.Relationships.Mr.Name &gt;&gt;</w:t>
       </w:r>
@@ -1580,9 +1450,7 @@
         <w:t xml:space="preserve">as to a </w:t>
       </w:r>
       <w:r>
-        <w:rPr>
-          <w:highlight w:val="yellow"/>
-        </w:rPr>
+        <w:rPr/>
         <w:t>50</w:t>
       </w:r>
       <w:r>
@@ -1598,9 +1466,7 @@
         <w:t xml:space="preserve"> of </w:t>
       </w:r>
       <w:r>
-        <w:rPr>
-          <w:highlight w:val="green"/>
-        </w:rPr>
+        <w:rPr/>
         <w:t>&lt;&lt; Matter.Relationships.Mrs.Name &gt;&gt;</w:t>
       </w:r>
       <w:r>
@@ -1610,9 +1476,7 @@
         <w:t xml:space="preserve"> </w:t>
       </w:r>
       <w:r>
-        <w:rPr>
-          <w:highlight w:val="cyan"/>
-        </w:rPr>
+        <w:rPr/>
         <w:t>[#parents/siblings]</w:t>
       </w:r>
       <w:r>
@@ -1622,9 +1486,7 @@
         <w:t xml:space="preserve"> </w:t>
       </w:r>
       <w:r>
-        <w:rPr>
-          <w:highlight w:val="cyan"/>
-        </w:rPr>
+        <w:rPr/>
         <w:t>[#with the Giftover Provision not applying/with the Giftover Provision applying to each intended gift recipient only if all intended gift recipients in this subclause have not survived me/with the Giftover Provision applying to each intended gift recipient in this subclause];</w:t>
       </w:r>
       <w:r>
@@ -1642,9 +1504,7 @@
         <w:t xml:space="preserve">as to the remaining </w:t>
       </w:r>
       <w:r>
-        <w:rPr>
-          <w:highlight w:val="yellow"/>
-        </w:rPr>
+        <w:rPr/>
         <w:t>50</w:t>
       </w:r>
       <w:r>
@@ -1666,9 +1526,7 @@
         <w:t xml:space="preserve"> </w:t>
       </w:r>
       <w:r>
-        <w:rPr>
-          <w:highlight w:val="cyan"/>
-        </w:rPr>
+        <w:rPr/>
         <w:t>[#parents/siblings]</w:t>
       </w:r>
       <w:r>
@@ -1678,9 +1536,7 @@
         <w:t xml:space="preserve"> </w:t>
       </w:r>
       <w:r>
-        <w:rPr>
-          <w:highlight w:val="cyan"/>
-        </w:rPr>
+        <w:rPr/>
         <w:t>[#with the Giftover Provision not applying/with the Giftover Provision applying to each intended gift recipient only if all intended gift recipients in this subclause have not survived me/with the Giftover Provision applying to each intended gift recipient in this subclause]</w:t>
       </w:r>
       <w:r>
@@ -1692,9 +1548,7 @@
         <w:pStyle w:val="Heading2"/>
       </w:pPr>
       <w:r>
-        <w:rPr>
-          <w:highlight w:val="yellow"/>
-        </w:rPr>
+        <w:rPr/>
         <w:t>#if 2 gifts above:</w:t>
       </w:r>
       <w:r>
@@ -1715,21 +1569,15 @@
         <w:pStyle w:val="Heading2"/>
       </w:pPr>
       <w:r>
-        <w:rPr>
-          <w:highlight w:val="yellow"/>
-        </w:rPr>
+        <w:rPr/>
         <w:t>#if 3 or more gift</w:t>
       </w:r>
       <w:r>
-        <w:rPr>
-          <w:highlight w:val="yellow"/>
-        </w:rPr>
+        <w:rPr/>
         <w:t>s</w:t>
       </w:r>
       <w:r>
-        <w:rPr>
-          <w:highlight w:val="yellow"/>
-        </w:rPr>
+        <w:rPr/>
         <w:t xml:space="preserve"> above:</w:t>
       </w:r>
       <w:r>
@@ -1744,9 +1592,7 @@
         <w:t xml:space="preserve">I expressly confirm that </w:t>
       </w:r>
       <w:r>
-        <w:rPr>
-          <w:highlight w:val="green"/>
-        </w:rPr>
+        <w:rPr/>
         <w:t>&lt;&lt; Matter.Relationships.Mrs.Name &gt;&gt;</w:t>
       </w:r>
       <w:r>
@@ -1756,9 +1602,7 @@
         <w:t xml:space="preserve">is not required to survive me by 30 days in order to take a benefit under my Will, and this clause expresses a contrary intention with respect to </w:t>
       </w:r>
       <w:r>
-        <w:rPr>
-          <w:highlight w:val="green"/>
-        </w:rPr>
+        <w:rPr/>
         <w:t>&lt;&lt; Matter.Relationships.Mrs.Name &gt;&gt;</w:t>
       </w:r>
       <w:r>
@@ -1899,59 +1743,41 @@
         <w:t>.</w:t>
       </w:r>
       <w:r>
-        <w:rPr>
-          <w:highlight w:val="cyan"/>
-        </w:rPr>
+        <w:rPr/>
         <w:t xml:space="preserve"> </w:t>
       </w:r>
       <w:r>
-        <w:rPr>
-          <w:highlight w:val="cyan"/>
-        </w:rPr>
+        <w:rPr/>
         <w:t>[#end]</w:t>
       </w:r>
     </w:p>
     <w:p>
       <w:pPr>
         <w:pStyle w:val="AEPTextL0"/>
-        <w:rPr>
-          <w:highlight w:val="cyan"/>
-        </w:rPr>
-      </w:pPr>
-      <w:r>
-        <w:rPr>
-          <w:highlight w:val="cyan"/>
-        </w:rPr>
+        <w:rPr/>
+      </w:pPr>
+      <w:r>
+        <w:rPr/>
         <w:t xml:space="preserve">#option </w:t>
       </w:r>
       <w:r>
-        <w:rPr>
-          <w:highlight w:val="cyan"/>
-        </w:rPr>
+        <w:rPr/>
         <w:t>2</w:t>
       </w:r>
       <w:r>
-        <w:rPr>
-          <w:highlight w:val="cyan"/>
-        </w:rPr>
+        <w:rPr/>
         <w:t>: I</w:t>
       </w:r>
       <w:r>
-        <w:rPr>
-          <w:highlight w:val="cyan"/>
-        </w:rPr>
+        <w:rPr/>
         <w:t xml:space="preserve">f </w:t>
       </w:r>
       <w:r>
-        <w:rPr>
-          <w:highlight w:val="cyan"/>
-        </w:rPr>
+        <w:rPr/>
         <w:t>the TT starts in the first instance</w:t>
       </w:r>
       <w:r>
-        <w:rPr>
-          <w:highlight w:val="cyan"/>
-        </w:rPr>
+        <w:rPr/>
         <w:t>]</w:t>
       </w:r>
     </w:p>
@@ -1963,9 +1789,7 @@
         <w:t xml:space="preserve">If </w:t>
       </w:r>
       <w:r>
-        <w:rPr>
-          <w:highlight w:val="green"/>
-        </w:rPr>
+        <w:rPr/>
         <w:t>&lt;&lt; Matter.Relationships.Mrs.Name &gt;&gt;</w:t>
       </w:r>
       <w:r>
@@ -1979,7 +1803,6 @@
           <w:rStyle w:val="AEPBold"/>
           <w:b w:val="0"/>
           <w:bCs/>
-          <w:highlight w:val="yellow"/>
         </w:rPr>
         <w:t>&lt;&lt; Matter.Relationships.Mr.Name &gt;&gt;</w:t>
       </w:r>
@@ -2053,9 +1876,7 @@
         <w:t xml:space="preserve">as to a </w:t>
       </w:r>
       <w:r>
-        <w:rPr>
-          <w:highlight w:val="yellow"/>
-        </w:rPr>
+        <w:rPr/>
         <w:t>50</w:t>
       </w:r>
       <w:r>
@@ -2071,9 +1892,7 @@
         <w:t xml:space="preserve"> of </w:t>
       </w:r>
       <w:r>
-        <w:rPr>
-          <w:highlight w:val="green"/>
-        </w:rPr>
+        <w:rPr/>
         <w:t>&lt;&lt; Matter.Relationships.Mrs.Name &gt;&gt;</w:t>
       </w:r>
       <w:r>
@@ -2083,9 +1902,7 @@
         <w:t xml:space="preserve"> </w:t>
       </w:r>
       <w:r>
-        <w:rPr>
-          <w:highlight w:val="cyan"/>
-        </w:rPr>
+        <w:rPr/>
         <w:t>[#parents/siblings]</w:t>
       </w:r>
       <w:r>
@@ -2099,9 +1916,7 @@
         <w:t xml:space="preserve"> </w:t>
       </w:r>
       <w:r>
-        <w:rPr>
-          <w:highlight w:val="cyan"/>
-        </w:rPr>
+        <w:rPr/>
         <w:t>[#with the Giftover Provision not applying/with the Giftover Provision applying to each intended gift recipient only if all intended gift recipients in this subclause have not survived me/with the Giftover Provision applying to each intended gift recipient in this subclause];</w:t>
       </w:r>
       <w:r>
@@ -2119,9 +1934,7 @@
         <w:t xml:space="preserve">as to the remaining </w:t>
       </w:r>
       <w:r>
-        <w:rPr>
-          <w:highlight w:val="yellow"/>
-        </w:rPr>
+        <w:rPr/>
         <w:t>50</w:t>
       </w:r>
       <w:r>
@@ -2140,9 +1953,7 @@
         <w:t xml:space="preserve">my </w:t>
       </w:r>
       <w:r>
-        <w:rPr>
-          <w:highlight w:val="cyan"/>
-        </w:rPr>
+        <w:rPr/>
         <w:t>[#parents/siblings]</w:t>
       </w:r>
       <w:r>
@@ -2152,9 +1963,7 @@
         <w:t xml:space="preserve"> </w:t>
       </w:r>
       <w:r>
-        <w:rPr>
-          <w:highlight w:val="cyan"/>
-        </w:rPr>
+        <w:rPr/>
         <w:t>[#with the Giftover Provision not applying/with the Giftover Provision applying to each intended gift recipient only if all intended gift recipients in this subclause have not survived me/with the Giftover Provision applying to each intended gift recipient in this subclause]</w:t>
       </w:r>
       <w:r>
@@ -2166,9 +1975,7 @@
         <w:pStyle w:val="Heading2"/>
       </w:pPr>
       <w:r>
-        <w:rPr>
-          <w:highlight w:val="yellow"/>
-        </w:rPr>
+        <w:rPr/>
         <w:t>#if 2 gifts above:</w:t>
       </w:r>
       <w:r>
@@ -2189,21 +1996,15 @@
         <w:pStyle w:val="Heading2"/>
       </w:pPr>
       <w:r>
-        <w:rPr>
-          <w:highlight w:val="yellow"/>
-        </w:rPr>
+        <w:rPr/>
         <w:t>#if 3 or more gift</w:t>
       </w:r>
       <w:r>
-        <w:rPr>
-          <w:highlight w:val="yellow"/>
-        </w:rPr>
+        <w:rPr/>
         <w:t>s</w:t>
       </w:r>
       <w:r>
-        <w:rPr>
-          <w:highlight w:val="yellow"/>
-        </w:rPr>
+        <w:rPr/>
         <w:t xml:space="preserve"> above:</w:t>
       </w:r>
       <w:r>
@@ -2291,9 +2092,7 @@
         <w:t xml:space="preserve">if </w:t>
       </w:r>
       <w:r>
-        <w:rPr>
-          <w:highlight w:val="green"/>
-        </w:rPr>
+        <w:rPr/>
         <w:t>&lt;&lt; Matter.Relationships.Mrs.Name &gt;&gt;</w:t>
       </w:r>
       <w:r>
@@ -2306,9 +2105,7 @@
         <w:t xml:space="preserve">, then with the consent of </w:t>
       </w:r>
       <w:r>
-        <w:rPr>
-          <w:highlight w:val="green"/>
-        </w:rPr>
+        <w:rPr/>
         <w:t>&lt;&lt; Matter.Relationships.Mrs.Name &gt;&gt;</w:t>
       </w:r>
       <w:r>
@@ -2323,9 +2120,7 @@
         <w:t xml:space="preserve">if </w:t>
       </w:r>
       <w:r>
-        <w:rPr>
-          <w:highlight w:val="green"/>
-        </w:rPr>
+        <w:rPr/>
         <w:t>&lt;&lt; Matter.Relationships.Mrs.Name &gt;&gt;</w:t>
       </w:r>
       <w:r>
@@ -2406,9 +2201,7 @@
         <w:t xml:space="preserve"> Executor may choose to require that the distribution is for the sole purpose of allowing that Beneficiary to make a contribution to a Special Disability Trust within the meaning of the Social Security Act 1991 (Cth) or Veteran’s Entitlements Act 1986 (Cth).</w:t>
       </w:r>
       <w:r>
-        <w:rPr>
-          <w:highlight w:val="cyan"/>
-        </w:rPr>
+        <w:rPr/>
         <w:t>[#end]</w:t>
       </w:r>
     </w:p>
@@ -2517,21 +2310,15 @@
       <w:bookmarkStart w:id="34" w:name="_Toc389476412"/>
       <w:bookmarkEnd w:id="30"/>
       <w:r>
-        <w:rPr>
-          <w:highlight w:val="cyan"/>
-        </w:rPr>
+        <w:rPr/>
         <w:t xml:space="preserve">[#if </w:t>
       </w:r>
       <w:r>
-        <w:rPr>
-          <w:highlight w:val="cyan"/>
-        </w:rPr>
+        <w:rPr/>
         <w:t>the TT starts in the first instance</w:t>
       </w:r>
       <w:r>
-        <w:rPr>
-          <w:highlight w:val="cyan"/>
-        </w:rPr>
+        <w:rPr/>
         <w:t>]</w:t>
       </w:r>
       <w:r>
@@ -2589,9 +2376,7 @@
         <w:t xml:space="preserve">if </w:t>
       </w:r>
       <w:r>
-        <w:rPr>
-          <w:highlight w:val="green"/>
-        </w:rPr>
+        <w:rPr/>
         <w:t>&lt;&lt; Matter.Relationships.Mrs.Name &gt;&gt;</w:t>
       </w:r>
       <w:r>
@@ -2607,9 +2392,7 @@
         <w:t xml:space="preserve"> then with the consent of </w:t>
       </w:r>
       <w:r>
-        <w:rPr>
-          <w:highlight w:val="green"/>
-        </w:rPr>
+        <w:rPr/>
         <w:t>&lt;&lt; Matter.Relationships.Mrs.Name &gt;&gt;</w:t>
       </w:r>
       <w:r>
@@ -2628,9 +2411,7 @@
         <w:t xml:space="preserve">if </w:t>
       </w:r>
       <w:r>
-        <w:rPr>
-          <w:highlight w:val="green"/>
-        </w:rPr>
+        <w:rPr/>
         <w:t>&lt;&lt; Matter.Relationships.Mrs.Name &gt;&gt;</w:t>
       </w:r>
       <w:r>
@@ -2715,7 +2496,6 @@
           <w:rStyle w:val="AEPBold"/>
           <w:b w:val="0"/>
           <w:bCs/>
-          <w:highlight w:val="yellow"/>
         </w:rPr>
         <w:t>&lt;&lt; Matter.Relationships.Mr.Name &gt;&gt;</w:t>
       </w:r>
@@ -2733,7 +2513,6 @@
           <w:rStyle w:val="AEPBold"/>
           <w:b w:val="0"/>
           <w:bCs/>
-          <w:highlight w:val="yellow"/>
         </w:rPr>
         <w:t>&lt;&lt; Matter.Relationships.Mr.Name &gt;&gt;</w:t>
       </w:r>
@@ -2750,9 +2529,7 @@
         <w:t xml:space="preserve"> </w:t>
       </w:r>
       <w:r>
-        <w:rPr>
-          <w:highlight w:val="cyan"/>
-        </w:rPr>
+        <w:rPr/>
         <w:t>[#end]</w:t>
       </w:r>
     </w:p>
@@ -2765,51 +2542,35 @@
         </w:numPr>
       </w:pPr>
       <w:r>
-        <w:rPr>
-          <w:highlight w:val="cyan"/>
-        </w:rPr>
+        <w:rPr/>
         <w:t xml:space="preserve">[#if </w:t>
       </w:r>
       <w:r>
-        <w:rPr>
-          <w:highlight w:val="cyan"/>
-        </w:rPr>
+        <w:rPr/>
         <w:t>o</w:t>
       </w:r>
       <w:r>
-        <w:rPr>
-          <w:highlight w:val="cyan"/>
-        </w:rPr>
+        <w:rPr/>
         <w:t>utright gift to spouse in the first</w:t>
       </w:r>
       <w:r>
-        <w:rPr>
-          <w:highlight w:val="cyan"/>
-        </w:rPr>
+        <w:rPr/>
         <w:t xml:space="preserve"> instance</w:t>
       </w:r>
       <w:r>
-        <w:rPr>
-          <w:highlight w:val="cyan"/>
-        </w:rPr>
+        <w:rPr/>
         <w:t xml:space="preserve"> </w:t>
       </w:r>
       <w:r>
-        <w:rPr>
-          <w:highlight w:val="cyan"/>
-        </w:rPr>
+        <w:rPr/>
         <w:t xml:space="preserve">i.e. the TT starts after both spouses have </w:t>
       </w:r>
       <w:r>
-        <w:rPr>
-          <w:highlight w:val="cyan"/>
-        </w:rPr>
+        <w:rPr/>
         <w:t>died</w:t>
       </w:r>
       <w:r>
-        <w:rPr>
-          <w:highlight w:val="cyan"/>
-        </w:rPr>
+        <w:rPr/>
         <w:t>]</w:t>
       </w:r>
       <w:r>
@@ -2865,7 +2626,6 @@
           <w:rStyle w:val="AEPBold"/>
           <w:b w:val="0"/>
           <w:bCs/>
-          <w:highlight w:val="yellow"/>
         </w:rPr>
         <w:t>&lt;&lt; Matter.Relationships.Mr.Name &gt;&gt;</w:t>
       </w:r>
@@ -2883,7 +2643,6 @@
           <w:rStyle w:val="AEPBold"/>
           <w:b w:val="0"/>
           <w:bCs/>
-          <w:highlight w:val="yellow"/>
         </w:rPr>
         <w:t>&lt;&lt; Matter.Relationships.Mr.Name &gt;&gt;</w:t>
       </w:r>
@@ -2936,9 +2695,7 @@
         <w:t xml:space="preserve"> </w:t>
       </w:r>
       <w:r>
-        <w:rPr>
-          <w:highlight w:val="cyan"/>
-        </w:rPr>
+        <w:rPr/>
         <w:t>[#end]</w:t>
       </w:r>
     </w:p>
@@ -2954,7 +2711,6 @@
           <w:rStyle w:val="AEPBold"/>
           <w:b w:val="0"/>
           <w:bCs/>
-          <w:highlight w:val="yellow"/>
         </w:rPr>
         <w:t>&lt;&lt; Matter.Relationships.Mr.Name &gt;&gt;</w:t>
       </w:r>
@@ -3166,7 +2922,6 @@
           <w:rStyle w:val="AEPBold"/>
           <w:b w:val="0"/>
           <w:bCs/>
-          <w:highlight w:val="yellow"/>
         </w:rPr>
         <w:t>&lt;&lt; Matter.Relationships.Mr.Name &gt;&gt;</w:t>
       </w:r>
@@ -5674,76 +5429,52 @@
     <w:p>
       <w:pPr>
         <w:pStyle w:val="Heading1"/>
-        <w:rPr>
-          <w:highlight w:val="cyan"/>
-        </w:rPr>
+        <w:rPr/>
       </w:pPr>
       <w:bookmarkStart w:id="88" w:name="_Ref62205685"/>
       <w:bookmarkStart w:id="89" w:name="_Toc386906397"/>
       <w:bookmarkStart w:id="90" w:name="_Toc389476422"/>
       <w:r>
-        <w:rPr>
-          <w:highlight w:val="cyan"/>
-        </w:rPr>
+        <w:rPr/>
         <w:t xml:space="preserve">[#Clause </w:t>
       </w:r>
       <w:r>
-        <w:rPr>
-          <w:highlight w:val="cyan"/>
-        </w:rPr>
+        <w:rPr/>
         <w:fldChar w:fldCharType="begin"/>
       </w:r>
       <w:r>
-        <w:rPr>
-          <w:highlight w:val="cyan"/>
-        </w:rPr>
+        <w:rPr/>
         <w:instrText xml:space="preserve"> REF _Ref62205685 \n \h </w:instrText>
       </w:r>
       <w:r>
-        <w:rPr>
-          <w:highlight w:val="cyan"/>
-        </w:rPr>
+        <w:rPr/>
         <w:instrText xml:space="preserve"> \* MERGEFORMAT </w:instrText>
       </w:r>
       <w:r>
-        <w:rPr>
-          <w:highlight w:val="cyan"/>
-        </w:rPr>
-      </w:r>
-      <w:r>
-        <w:rPr>
-          <w:highlight w:val="cyan"/>
-        </w:rPr>
+        <w:rPr/>
+      </w:r>
+      <w:r>
+        <w:rPr/>
         <w:fldChar w:fldCharType="separate"/>
       </w:r>
       <w:r>
-        <w:rPr>
-          <w:highlight w:val="cyan"/>
-        </w:rPr>
+        <w:rPr/>
         <w:t>14</w:t>
       </w:r>
       <w:r>
-        <w:rPr>
-          <w:highlight w:val="cyan"/>
-        </w:rPr>
+        <w:rPr/>
         <w:fldChar w:fldCharType="end"/>
       </w:r>
       <w:r>
-        <w:rPr>
-          <w:highlight w:val="cyan"/>
-        </w:rPr>
+        <w:rPr/>
         <w:t xml:space="preserve"> </w:t>
       </w:r>
       <w:r>
-        <w:rPr>
-          <w:highlight w:val="cyan"/>
-        </w:rPr>
+        <w:rPr/>
         <w:t xml:space="preserve">is </w:t>
       </w:r>
       <w:r>
-        <w:rPr>
-          <w:highlight w:val="cyan"/>
-        </w:rPr>
+        <w:rPr/>
         <w:t xml:space="preserve">optional where Foreign Persons are to be excluded as beneficiaries] </w:t>
       </w:r>
       <w:r>
@@ -5770,9 +5501,7 @@
         <w:t xml:space="preserve"> </w:t>
       </w:r>
       <w:r>
-        <w:rPr>
-          <w:highlight w:val="cyan"/>
-        </w:rPr>
+        <w:rPr/>
         <w:t>[#end]</w:t>
       </w:r>
     </w:p>
@@ -6474,9 +6203,7 @@
         <w:pStyle w:val="Heading3"/>
       </w:pPr>
       <w:r>
-        <w:rPr>
-          <w:highlight w:val="cyan"/>
-        </w:rPr>
+        <w:rPr/>
         <w:t>[#optional where Foreign Persons are to be excluded as beneficiaries]</w:t>
       </w:r>
       <w:r>
@@ -6507,9 +6234,7 @@
         <w:t xml:space="preserve"> </w:t>
       </w:r>
       <w:r>
-        <w:rPr>
-          <w:highlight w:val="cyan"/>
-        </w:rPr>
+        <w:rPr/>
         <w:t>[#end]</w:t>
       </w:r>
     </w:p>
@@ -6518,9 +6243,7 @@
         <w:pStyle w:val="Heading3"/>
       </w:pPr>
       <w:r>
-        <w:rPr>
-          <w:highlight w:val="cyan"/>
-        </w:rPr>
+        <w:rPr/>
         <w:t>[#optional where Foreign Persons are to be excluded as beneficiaries]</w:t>
       </w:r>
       <w:r>
@@ -6548,9 +6271,7 @@
         <w:t xml:space="preserve"> </w:t>
       </w:r>
       <w:r>
-        <w:rPr>
-          <w:highlight w:val="cyan"/>
-        </w:rPr>
+        <w:rPr/>
         <w:t>[#end]</w:t>
       </w:r>
     </w:p>
@@ -9318,9 +9039,7 @@
         <w:t xml:space="preserve">So far as I can choose the law to govern the administration of my estate, and the trusts created by my Will, I choose the laws of </w:t>
       </w:r>
       <w:r>
-        <w:rPr>
-          <w:highlight w:val="yellow"/>
-        </w:rPr>
+        <w:rPr/>
         <w:t>&lt;&lt; Matter.CustomField.Jurisdiction &gt;&gt;</w:t>
       </w:r>
       <w:r>
@@ -9466,9 +9185,7 @@
         </w:numPr>
       </w:pPr>
       <w:r>
-        <w:rPr>
-          <w:highlight w:val="yellow"/>
-        </w:rPr>
+        <w:rPr/>
         <w:t>&lt;&lt; Matter.CustomField.InitialAppointorTt1 &gt;&gt;</w:t>
       </w:r>
       <w:r>
@@ -9483,9 +9200,7 @@
         <w:t xml:space="preserve">if </w:t>
       </w:r>
       <w:r>
-        <w:rPr>
-          <w:highlight w:val="yellow"/>
-        </w:rPr>
+        <w:rPr/>
         <w:t>&lt;&lt; Matter.CustomField.InitialAppointorTt1 &gt;&gt;</w:t>
       </w:r>
       <w:r>
@@ -9498,9 +9213,7 @@
         <w:t xml:space="preserve">to act, then </w:t>
       </w:r>
       <w:r>
-        <w:rPr>
-          <w:highlight w:val="yellow"/>
-        </w:rPr>
+        <w:rPr/>
         <w:t>&lt;&lt; Matter.CustomField.BackupAppointorTt1 &gt;&gt;</w:t>
       </w:r>
       <w:r>
@@ -9515,9 +9228,7 @@
         <w:t xml:space="preserve">if </w:t>
       </w:r>
       <w:r>
-        <w:rPr>
-          <w:highlight w:val="yellow"/>
-        </w:rPr>
+        <w:rPr/>
         <w:t>&lt;&lt; Matter.CustomField.BackupAppointorTt1 &gt;&gt;</w:t>
       </w:r>
       <w:r>
@@ -9533,9 +9244,7 @@
         <w:t xml:space="preserve">then </w:t>
       </w:r>
       <w:r>
-        <w:rPr>
-          <w:highlight w:val="yellow"/>
-        </w:rPr>
+        <w:rPr/>
         <w:t>&lt;&lt; Matter.CustomField.FurtherBackupAppointorTt1 &gt;&gt;</w:t>
       </w:r>
       <w:r>
@@ -9720,9 +9429,7 @@
         <w:pStyle w:val="AEPTextL1"/>
       </w:pPr>
       <w:r>
-        <w:rPr>
-          <w:highlight w:val="cyan"/>
-        </w:rPr>
+        <w:rPr/>
         <w:t>[#optional where Foreign Persons are NOT excluded as beneficiaries]</w:t>
       </w:r>
       <w:r>
@@ -9787,9 +9494,7 @@
         <w:t xml:space="preserve"> </w:t>
       </w:r>
       <w:r>
-        <w:rPr>
-          <w:highlight w:val="cyan"/>
-        </w:rPr>
+        <w:rPr/>
         <w:t>[#end]</w:t>
       </w:r>
     </w:p>
@@ -9798,9 +9503,7 @@
         <w:pStyle w:val="AEPTextL1"/>
       </w:pPr>
       <w:r>
-        <w:rPr>
-          <w:highlight w:val="cyan"/>
-        </w:rPr>
+        <w:rPr/>
         <w:t>[#optional where Foreign Persons are to be excluded as beneficiaries]</w:t>
       </w:r>
       <w:r>
@@ -9887,9 +9590,7 @@
         <w:t xml:space="preserve"> </w:t>
       </w:r>
       <w:r>
-        <w:rPr>
-          <w:highlight w:val="cyan"/>
-        </w:rPr>
+        <w:rPr/>
         <w:t>[#end]</w:t>
       </w:r>
     </w:p>
@@ -10446,15 +10147,11 @@
         <w:pStyle w:val="AEPTextL1"/>
       </w:pPr>
       <w:r>
-        <w:rPr>
-          <w:highlight w:val="cyan"/>
-        </w:rPr>
+        <w:rPr/>
         <w:t>#</w:t>
       </w:r>
       <w:r>
-        <w:rPr>
-          <w:highlight w:val="cyan"/>
-        </w:rPr>
+        <w:rPr/>
         <w:t>If the TT starts in the first instance to benefit surviving spouse</w:t>
       </w:r>
       <w:r>
@@ -10473,18 +10170,14 @@
         <w:t xml:space="preserve"> means one or more trusts established following the death of </w:t>
       </w:r>
       <w:r>
-        <w:rPr>
-          <w:highlight w:val="green"/>
-        </w:rPr>
+        <w:rPr/>
         <w:t>&lt;&lt; Matter.Relationships.Mrs.Name &gt;&gt;</w:t>
       </w:r>
       <w:r>
         <w:t xml:space="preserve"> under the terms of their will. </w:t>
       </w:r>
       <w:r>
-        <w:rPr>
-          <w:highlight w:val="cyan"/>
-        </w:rPr>
+        <w:rPr/>
         <w:t>#end</w:t>
       </w:r>
     </w:p>
@@ -11485,15 +11178,11 @@
         <w:pStyle w:val="AEPTextL1"/>
       </w:pPr>
       <w:r>
-        <w:rPr>
-          <w:highlight w:val="cyan"/>
-        </w:rPr>
+        <w:rPr/>
         <w:t>#</w:t>
       </w:r>
       <w:r>
-        <w:rPr>
-          <w:highlight w:val="cyan"/>
-        </w:rPr>
+        <w:rPr/>
         <w:t>If TT starts in the first instance to benefit surviving spouse</w:t>
       </w:r>
       <w:r>
@@ -11509,9 +11198,7 @@
         <w:t xml:space="preserve"> means </w:t>
       </w:r>
       <w:r>
-        <w:rPr>
-          <w:highlight w:val="green"/>
-        </w:rPr>
+        <w:rPr/>
         <w:t>&lt;&lt; Matter.Relationships.Mrs.Name &gt;&gt;</w:t>
       </w:r>
       <w:r>
@@ -11521,9 +11208,7 @@
         <w:t xml:space="preserve"> </w:t>
       </w:r>
       <w:r>
-        <w:rPr>
-          <w:highlight w:val="cyan"/>
-        </w:rPr>
+        <w:rPr/>
         <w:t>[#end]</w:t>
       </w:r>
     </w:p>
@@ -11532,39 +11217,27 @@
         <w:pStyle w:val="AEPTextL1"/>
       </w:pPr>
       <w:r>
-        <w:rPr>
-          <w:highlight w:val="cyan"/>
-        </w:rPr>
+        <w:rPr/>
         <w:t>#</w:t>
       </w:r>
       <w:r>
-        <w:rPr>
-          <w:highlight w:val="cyan"/>
-        </w:rPr>
+        <w:rPr/>
         <w:t xml:space="preserve">If </w:t>
       </w:r>
       <w:r>
-        <w:rPr>
-          <w:highlight w:val="cyan"/>
-        </w:rPr>
+        <w:rPr/>
         <w:t>outright gift to spouse in first instance</w:t>
       </w:r>
       <w:r>
-        <w:rPr>
-          <w:highlight w:val="cyan"/>
-        </w:rPr>
+        <w:rPr/>
         <w:t xml:space="preserve"> i.e.</w:t>
       </w:r>
       <w:r>
-        <w:rPr>
-          <w:highlight w:val="cyan"/>
-        </w:rPr>
+        <w:rPr/>
         <w:t xml:space="preserve"> the TT starts after both spouses have died</w:t>
       </w:r>
       <w:r>
-        <w:rPr>
-          <w:highlight w:val="cyan"/>
-        </w:rPr>
+        <w:rPr/>
         <w:t xml:space="preserve"> </w:t>
       </w:r>
       <w:r>
@@ -11580,9 +11253,7 @@
         <w:t xml:space="preserve"> </w:t>
       </w:r>
       <w:r>
-        <w:rPr>
-          <w:highlight w:val="cyan"/>
-        </w:rPr>
+        <w:rPr/>
         <w:t>[#end]</w:t>
       </w:r>
     </w:p>
@@ -11591,9 +11262,7 @@
         <w:pStyle w:val="AEPTextL1"/>
       </w:pPr>
       <w:r>
-        <w:rPr>
-          <w:highlight w:val="cyan"/>
-        </w:rPr>
+        <w:rPr/>
         <w:t>#if TT is to benefit someone other than spouse or children:</w:t>
       </w:r>
       <w:r>
@@ -11610,9 +11279,7 @@
         <w:t xml:space="preserve"> means </w:t>
       </w:r>
       <w:r>
-        <w:rPr>
-          <w:highlight w:val="yellow"/>
-        </w:rPr>
+        <w:rPr/>
         <w:t>&lt;&lt; Matter.CustomField.NominatedBeneficiaryTt1 &gt;&gt;</w:t>
       </w:r>
       <w:r>
@@ -11622,9 +11289,7 @@
         <w:t xml:space="preserve"> </w:t>
       </w:r>
       <w:r>
-        <w:rPr>
-          <w:highlight w:val="cyan"/>
-        </w:rPr>
+        <w:rPr/>
         <w:t>[#end]</w:t>
       </w:r>
     </w:p>
@@ -11809,51 +11474,35 @@
         <w:ind w:left="0"/>
       </w:pPr>
       <w:r>
-        <w:rPr>
-          <w:highlight w:val="cyan"/>
-        </w:rPr>
+        <w:rPr/>
         <w:t>#</w:t>
       </w:r>
       <w:r>
-        <w:rPr>
-          <w:highlight w:val="cyan"/>
-        </w:rPr>
+        <w:rPr/>
         <w:t xml:space="preserve">If </w:t>
       </w:r>
       <w:r>
-        <w:rPr>
-          <w:highlight w:val="cyan"/>
-        </w:rPr>
+        <w:rPr/>
         <w:t>outright gift to spouse in first instance</w:t>
       </w:r>
       <w:r>
-        <w:rPr>
-          <w:highlight w:val="cyan"/>
-        </w:rPr>
+        <w:rPr/>
         <w:t xml:space="preserve"> (</w:t>
       </w:r>
       <w:r>
-        <w:rPr>
-          <w:highlight w:val="cyan"/>
-        </w:rPr>
+        <w:rPr/>
         <w:t>TT starts after both spouses have died</w:t>
       </w:r>
       <w:r>
-        <w:rPr>
-          <w:highlight w:val="cyan"/>
-        </w:rPr>
+        <w:rPr/>
         <w:t>)</w:t>
       </w:r>
       <w:r>
-        <w:rPr>
-          <w:highlight w:val="cyan"/>
-        </w:rPr>
+        <w:rPr/>
         <w:t xml:space="preserve"> i.e. Nominated Beneficiaries = children</w:t>
       </w:r>
       <w:r>
-        <w:rPr>
-          <w:highlight w:val="cyan"/>
-        </w:rPr>
+        <w:rPr/>
         <w:t xml:space="preserve"> </w:t>
       </w:r>
     </w:p>
@@ -11909,9 +11558,7 @@
         <w:t xml:space="preserve"> </w:t>
       </w:r>
       <w:r>
-        <w:rPr>
-          <w:highlight w:val="cyan"/>
-        </w:rPr>
+        <w:rPr/>
         <w:t>[#end]</w:t>
       </w:r>
     </w:p>
@@ -11920,39 +11567,27 @@
         <w:pStyle w:val="AEPTextL0"/>
       </w:pPr>
       <w:r>
-        <w:rPr>
-          <w:highlight w:val="cyan"/>
-        </w:rPr>
+        <w:rPr/>
         <w:t>#</w:t>
       </w:r>
       <w:r>
-        <w:rPr>
-          <w:highlight w:val="cyan"/>
-        </w:rPr>
+        <w:rPr/>
         <w:t xml:space="preserve">If the TT starts in the first instance i.e. </w:t>
       </w:r>
       <w:r>
-        <w:rPr>
-          <w:highlight w:val="cyan"/>
-        </w:rPr>
+        <w:rPr/>
         <w:t xml:space="preserve">Nominated Beneficiary </w:t>
       </w:r>
       <w:r>
-        <w:rPr>
-          <w:highlight w:val="cyan"/>
-        </w:rPr>
+        <w:rPr/>
         <w:t>=</w:t>
       </w:r>
       <w:r>
-        <w:rPr>
-          <w:highlight w:val="cyan"/>
-        </w:rPr>
+        <w:rPr/>
         <w:t xml:space="preserve"> spouse</w:t>
       </w:r>
       <w:r>
-        <w:rPr>
-          <w:highlight w:val="cyan"/>
-        </w:rPr>
+        <w:rPr/>
         <w:t>:</w:t>
       </w:r>
       <w:r>
@@ -12007,47 +11642,33 @@
         <w:t xml:space="preserve"> </w:t>
       </w:r>
       <w:r>
-        <w:rPr>
-          <w:highlight w:val="cyan"/>
-        </w:rPr>
+        <w:rPr/>
         <w:t>[#end]</w:t>
       </w:r>
     </w:p>
     <w:p>
       <w:pPr>
         <w:pStyle w:val="AEPTextL0"/>
-        <w:rPr>
-          <w:highlight w:val="cyan"/>
-        </w:rPr>
-      </w:pPr>
-      <w:r>
-        <w:rPr>
-          <w:highlight w:val="cyan"/>
-        </w:rPr>
+        <w:rPr/>
+      </w:pPr>
+      <w:r>
+        <w:rPr/>
         <w:t>[</w:t>
       </w:r>
       <w:r>
-        <w:rPr>
-          <w:highlight w:val="cyan"/>
-        </w:rPr>
+        <w:rPr/>
         <w:t xml:space="preserve">#if </w:t>
       </w:r>
       <w:r>
-        <w:rPr>
-          <w:highlight w:val="cyan"/>
-        </w:rPr>
+        <w:rPr/>
         <w:t>the</w:t>
       </w:r>
       <w:r>
-        <w:rPr>
-          <w:highlight w:val="cyan"/>
-        </w:rPr>
+        <w:rPr/>
         <w:t xml:space="preserve"> </w:t>
       </w:r>
       <w:r>
-        <w:rPr>
-          <w:highlight w:val="cyan"/>
-        </w:rPr>
+        <w:rPr/>
         <w:t>TT is to benefit someone other than spouse or children]</w:t>
       </w:r>
     </w:p>
@@ -12111,9 +11732,7 @@
         <w:t xml:space="preserve"> </w:t>
       </w:r>
       <w:r>
-        <w:rPr>
-          <w:highlight w:val="cyan"/>
-        </w:rPr>
+        <w:rPr/>
         <w:t>[#end]</w:t>
       </w:r>
     </w:p>
@@ -12602,7 +12221,6 @@
           <w:rStyle w:val="AEPBold"/>
           <w:b w:val="0"/>
           <w:bCs/>
-          <w:highlight w:val="yellow"/>
         </w:rPr>
         <w:t>&lt;&lt; Matter.Relationships.Mr.Name &gt;&gt;</w:t>
       </w:r>
@@ -12642,7 +12260,6 @@
           <w:rStyle w:val="AEPBold"/>
           <w:b w:val="0"/>
           <w:bCs/>
-          <w:highlight w:val="yellow"/>
         </w:rPr>
         <w:t>&lt;&lt; Matter.Relationships.Mr.Name &gt;&gt;</w:t>
       </w:r>
@@ -12665,7 +12282,6 @@
           <w:rStyle w:val="AEPBold"/>
           <w:b w:val="0"/>
           <w:bCs/>
-          <w:highlight w:val="yellow"/>
         </w:rPr>
         <w:t>&lt;&lt; Matter.Relationships.Mr.Name &gt;&gt;</w:t>
       </w:r>
@@ -12795,9 +12411,7 @@
       </w:pPr>
       <w:bookmarkStart w:id="130" w:name="_Hlk197259614"/>
       <w:r>
-        <w:rPr>
-          <w:highlight w:val="yellow"/>
-        </w:rPr>
+        <w:rPr/>
         <w:t>&lt;&lt; Matter.CustomField.InitialTrusteeTt1 &gt;&gt;</w:t>
       </w:r>
       <w:r>
@@ -12813,9 +12427,7 @@
         <w:t xml:space="preserve">if </w:t>
       </w:r>
       <w:r>
-        <w:rPr>
-          <w:highlight w:val="yellow"/>
-        </w:rPr>
+        <w:rPr/>
         <w:t>&lt;&lt; Matter.CustomField.InitialTrusteeTt1 &gt;&gt;</w:t>
       </w:r>
       <w:r>
@@ -12838,9 +12450,7 @@
       </w:r>
       <w:bookmarkStart w:id="131" w:name="_Hlk197259644"/>
       <w:r>
-        <w:rPr>
-          <w:highlight w:val="yellow"/>
-        </w:rPr>
+        <w:rPr/>
         <w:t>&lt;&lt; Matter.CustomField.BackupTrusteeTt1 &gt;&gt;</w:t>
       </w:r>
       <w:bookmarkEnd w:id="131"/>
@@ -12857,9 +12467,7 @@
         <w:t xml:space="preserve">if </w:t>
       </w:r>
       <w:r>
-        <w:rPr>
-          <w:highlight w:val="yellow"/>
-        </w:rPr>
+        <w:rPr/>
         <w:t>&lt;&lt; Matter.CustomField.BackupTrusteeTt1 &gt;&gt;</w:t>
       </w:r>
       <w:r>
@@ -12879,9 +12487,7 @@
       </w:r>
       <w:bookmarkStart w:id="132" w:name="_Hlk197259669"/>
       <w:r>
-        <w:rPr>
-          <w:highlight w:val="yellow"/>
-        </w:rPr>
+        <w:rPr/>
         <w:t>&lt;&lt; Matter.CustomField.FurtherBackupTrusteeTt1 &gt;&gt;</w:t>
       </w:r>
       <w:bookmarkEnd w:id="132"/>
@@ -13087,7 +12693,6 @@
           <w:rStyle w:val="AEPBold"/>
           <w:b w:val="0"/>
           <w:bCs/>
-          <w:highlight w:val="yellow"/>
         </w:rPr>
         <w:t>&lt;&lt; Matter.Relationships.Mr.Name &gt;&gt;</w:t>
       </w:r>
@@ -13138,7 +12743,6 @@
                 <w:rStyle w:val="AEPBold"/>
                 <w:b w:val="0"/>
                 <w:bCs/>
-                <w:highlight w:val="yellow"/>
               </w:rPr>
               <w:t>&lt;&lt; Matter.Relationships.Mr.Name &gt;&gt;</w:t>
             </w:r>

--- a/api/templates/Single TT Will - Couple (Clio).docx
+++ b/api/templates/Single TT Will - Couple (Clio).docx
@@ -160,12 +160,12 @@
       <w:pPr>
         <w:jc w:val="center"/>
         <w:sectPr>
-          <w:headerReference w:type="even" r:id="rId11"/>
-          <w:headerReference w:type="default" r:id="rId12"/>
-          <w:footerReference w:type="even" r:id="rId13"/>
-          <w:footerReference w:type="default" r:id="rId14"/>
-          <w:headerReference w:type="first" r:id="rId15"/>
-          <w:footerReference w:type="first" r:id="rId16"/>
+          <w:headerReference w:type="default" r:id="rIdWillHdrCover"/>
+          <w:headerReference w:type="even" r:id="rIdWillHdrCover"/>
+          <w:headerReference w:type="first" r:id="rIdWillHdrCover"/>
+          <w:footerReference w:type="default" r:id="rIdWillFtrCover"/>
+          <w:footerReference w:type="even" r:id="rIdWillFtrCover"/>
+          <w:footerReference w:type="first" r:id="rIdWillFtrCover"/>
           <w:pgSz w:w="11906" w:h="16838"/>
           <w:pgMar w:top="1134" w:right="1134" w:bottom="1134" w:left="1134" w:header="709" w:footer="529" w:gutter="0"/>
           <w:pgNumType w:start="2"/>
@@ -4638,7 +4638,7 @@
         <w:rPr>
           <w:rFonts w:cstheme="minorHAnsi"/>
         </w:rPr>
-        <w:t>as if the Testator had died at the Default Time.</w:t>
+        <w:t>as if the &lt;&lt; Will.TestatorLabel &gt;&gt; had died at the Default Time.</w:t>
       </w:r>
       <w:r>
         <w:t xml:space="preserve">  </w:t>
@@ -4739,7 +4739,7 @@
         <w:t xml:space="preserve"> </w:t>
       </w:r>
       <w:r>
-        <w:t xml:space="preserve">is conditional upon specified individuals surviving the Testator, the requirement for the individuals to survive the Testator shall not apply </w:t>
+        <w:t xml:space="preserve">is conditional upon specified individuals surviving the &lt;&lt; Will.TestatorLabel &gt;&gt;, the requirement for the individuals to survive the &lt;&lt; Will.TestatorLabel &gt;&gt; shall not apply </w:t>
       </w:r>
       <w:r>
         <w:t xml:space="preserve">and the gift of the Residual Estate to the testamentary trust shall be valid </w:t>
@@ -4826,7 +4826,7 @@
       </w:pPr>
       <w:r>
         <w:lastRenderedPageBreak/>
-        <w:t>if, at the time of the actual distribution of the Testator’s Residual Estate</w:t>
+        <w:t>if, at the time of the actual distribution of the &lt;&lt; Will.TestatorLabel &gt;&gt;’s Residual Estate</w:t>
       </w:r>
       <w:r>
         <w:t xml:space="preserve"> </w:t>
@@ -4880,7 +4880,7 @@
         <w:t>rus</w:t>
       </w:r>
       <w:r>
-        <w:t xml:space="preserve">t instead of to the trustee for the testamentary trust, then the person or persons who actually received that testamentary trust’s share of the Residual Estate (if more than one then in the proportions that they received the Residual Estate) shall be substituted in place of the testamentary trust for the purpose of determining the entitlement to the Undistributed Capital with reference to the distribution of the Testator’s Residual Estate, and if any of those persons are not living at the Default Date then the Giftover Provision shall apply; and </w:t>
+        <w:t xml:space="preserve">t instead of to the trustee for the testamentary trust, then the person or persons who actually received that testamentary trust’s share of the Residual Estate (if more than one then in the proportions that they received the Residual Estate) shall be substituted in place of the testamentary trust for the purpose of determining the entitlement to the Undistributed Capital with reference to the distribution of the &lt;&lt; Will.TestatorLabel &gt;&gt;’s Residual Estate, and if any of those persons are not living at the Default Date then the Giftover Provision shall apply; and </w:t>
       </w:r>
     </w:p>
     <w:p>
@@ -4910,7 +4910,7 @@
         <w:fldChar w:fldCharType="end"/>
       </w:r>
       <w:r>
-        <w:t xml:space="preserve"> then they shall receive the Undistributed Capital in the same proportions that they would have received the Residual Estate as if the Testator had died at the Default Time and as if the gift to this Trust had failed at the Default Time.</w:t>
+        <w:t xml:space="preserve"> then they shall receive the Undistributed Capital in the same proportions that they would have received the Residual Estate as if the &lt;&lt; Will.TestatorLabel &gt;&gt; had died at the Default Time and as if the gift to this Trust had failed at the Default Time.</w:t>
       </w:r>
     </w:p>
     <w:p>
@@ -11891,7 +11891,7 @@
         </w:numPr>
       </w:pPr>
       <w:r>
-        <w:t>each of the following in relation to the Testator or a Primary Beneficiary:</w:t>
+        <w:t>each of the following in relation to the &lt;&lt; Will.TestatorLabel &gt;&gt; or a Primary Beneficiary:</w:t>
       </w:r>
     </w:p>
     <w:p>
@@ -11942,7 +11942,7 @@
         <w:pStyle w:val="Heading3"/>
       </w:pPr>
       <w:r>
-        <w:t>any parent or grandparent of the Testator or a Nominated Beneficiary.</w:t>
+        <w:t>any parent or grandparent of the &lt;&lt; Will.TestatorLabel &gt;&gt; or a Nominated Beneficiary.</w:t>
       </w:r>
     </w:p>
     <w:p>
@@ -12210,7 +12210,7 @@
         <w:rPr>
           <w:rStyle w:val="AEPBold"/>
         </w:rPr>
-        <w:t>Testator</w:t>
+        <w:t>&lt;&lt; Will.TestatorLabel &gt;&gt;</w:t>
       </w:r>
       <w:r>
         <w:t xml:space="preserve"> means </w:t>
@@ -12812,7 +12812,7 @@
               <w:rPr>
                 <w:rStyle w:val="AEPBold"/>
               </w:rPr>
-              <w:t>Testator</w:t>
+              <w:t>&lt;&lt; Will.TestatorLabel &gt;&gt;</w:t>
             </w:r>
           </w:p>
         </w:tc>
@@ -13112,12 +13112,12 @@
       </w:pPr>
     </w:p>
     <w:sectPr>
-      <w:headerReference w:type="even" r:id="rId17"/>
-      <w:headerReference w:type="default" r:id="rId18"/>
-      <w:footerReference w:type="even" r:id="rId19"/>
-      <w:footerReference w:type="default" r:id="rId20"/>
-      <w:headerReference w:type="first" r:id="rId21"/>
-      <w:footerReference w:type="first" r:id="rId22"/>
+      <w:headerReference w:type="default" r:id="rIdWillHdrBody"/>
+      <w:headerReference w:type="even" r:id="rIdWillHdrBody"/>
+      <w:headerReference w:type="first" r:id="rIdWillHdrBody"/>
+      <w:footerReference w:type="default" r:id="rIdWillFtrBody"/>
+      <w:footerReference w:type="even" r:id="rIdWillFtrBody"/>
+      <w:footerReference w:type="first" r:id="rIdWillFtrBody"/>
       <w:pgSz w:w="11906" w:h="16838" w:code="9"/>
       <w:pgMar w:top="1138" w:right="1138" w:bottom="1138" w:left="1138" w:header="706" w:footer="418" w:gutter="0"/>
       <w:pgNumType w:start="1"/>
@@ -13150,98 +13150,218 @@
 </file>
 
 <file path=word/footer1.xml><?xml version="1.0" encoding="utf-8"?>
-<w:ftr xmlns:wpc="http://schemas.microsoft.com/office/word/2010/wordprocessingCanvas" xmlns:cx="http://schemas.microsoft.com/office/drawing/2014/chartex" xmlns:cx1="http://schemas.microsoft.com/office/drawing/2015/9/8/chartex" xmlns:cx2="http://schemas.microsoft.com/office/drawing/2015/10/21/chartex" xmlns:cx3="http://schemas.microsoft.com/office/drawing/2016/5/9/chartex" xmlns:cx4="http://schemas.microsoft.com/office/drawing/2016/5/10/chartex" xmlns:cx5="http://schemas.microsoft.com/office/drawing/2016/5/11/chartex" xmlns:cx6="http://schemas.microsoft.com/office/drawing/2016/5/12/chartex" xmlns:cx7="http://schemas.microsoft.com/office/drawing/2016/5/13/chartex" xmlns:cx8="http://schemas.microsoft.com/office/drawing/2016/5/14/chartex" xmlns:mc="http://schemas.openxmlformats.org/markup-compatibility/2006" xmlns:aink="http://schemas.microsoft.com/office/drawing/2016/ink" xmlns:am3d="http://schemas.microsoft.com/office/drawing/2017/model3d" xmlns:o="urn:schemas-microsoft-com:office:office" xmlns:oel="http://schemas.microsoft.com/office/2019/extlst" xmlns:r="http://schemas.openxmlformats.org/officeDocument/2006/relationships" xmlns:m="http://schemas.openxmlformats.org/officeDocument/2006/math" xmlns:v="urn:schemas-microsoft-com:vml" xmlns:wp14="http://schemas.microsoft.com/office/word/2010/wordprocessingDrawing" xmlns:wp="http://schemas.openxmlformats.org/drawingml/2006/wordprocessingDrawing" xmlns:w10="urn:schemas-microsoft-com:office:word" xmlns:w="http://schemas.openxmlformats.org/wordprocessingml/2006/main" xmlns:w14="http://schemas.microsoft.com/office/word/2010/wordml" xmlns:w15="http://schemas.microsoft.com/office/word/2012/wordml" xmlns:w16cex="http://schemas.microsoft.com/office/word/2018/wordml/cex" xmlns:w16cid="http://schemas.microsoft.com/office/word/2016/wordml/cid" xmlns:w16="http://schemas.microsoft.com/office/word/2018/wordml" xmlns:w16du="http://schemas.microsoft.com/office/word/2023/wordml/word16du" xmlns:w16sdtdh="http://schemas.microsoft.com/office/word/2020/wordml/sdtdatahash" xmlns:w16sdtfl="http://schemas.microsoft.com/office/word/2024/wordml/sdtformatlock" xmlns:w16se="http://schemas.microsoft.com/office/word/2015/wordml/symex" xmlns:wpg="http://schemas.microsoft.com/office/word/2010/wordprocessingGroup" xmlns:wpi="http://schemas.microsoft.com/office/word/2010/wordprocessingInk" xmlns:wne="http://schemas.microsoft.com/office/word/2006/wordml" xmlns:wps="http://schemas.microsoft.com/office/word/2010/wordprocessingShape" mc:Ignorable="w14 w15 w16se w16cid w16 w16cex w16sdtdh w16sdtfl w16du wp14">
+<w:ftr xmlns:w="http://schemas.openxmlformats.org/wordprocessingml/2006/main" xmlns:r="http://schemas.openxmlformats.org/officeDocument/2006/relationships">
   <w:p>
     <w:pPr>
-      <w:pStyle w:val="Footer"/>
+      <w:spacing w:before="0" w:after="0" w:line="240" w:lineRule="auto"/>
+      <w:jc w:val="left"/>
+      <w:rPr>
+        <w:sz w:val="18"/>
+        <w:szCs w:val="18"/>
+      </w:rPr>
     </w:pPr>
   </w:p>
 </w:ftr>
 </file>
 
 <file path=word/footer2.xml><?xml version="1.0" encoding="utf-8"?>
-<w:ftr xmlns:wpc="http://schemas.microsoft.com/office/word/2010/wordprocessingCanvas" xmlns:cx="http://schemas.microsoft.com/office/drawing/2014/chartex" xmlns:cx1="http://schemas.microsoft.com/office/drawing/2015/9/8/chartex" xmlns:cx2="http://schemas.microsoft.com/office/drawing/2015/10/21/chartex" xmlns:cx3="http://schemas.microsoft.com/office/drawing/2016/5/9/chartex" xmlns:cx4="http://schemas.microsoft.com/office/drawing/2016/5/10/chartex" xmlns:cx5="http://schemas.microsoft.com/office/drawing/2016/5/11/chartex" xmlns:cx6="http://schemas.microsoft.com/office/drawing/2016/5/12/chartex" xmlns:cx7="http://schemas.microsoft.com/office/drawing/2016/5/13/chartex" xmlns:cx8="http://schemas.microsoft.com/office/drawing/2016/5/14/chartex" xmlns:mc="http://schemas.openxmlformats.org/markup-compatibility/2006" xmlns:aink="http://schemas.microsoft.com/office/drawing/2016/ink" xmlns:am3d="http://schemas.microsoft.com/office/drawing/2017/model3d" xmlns:o="urn:schemas-microsoft-com:office:office" xmlns:oel="http://schemas.microsoft.com/office/2019/extlst" xmlns:r="http://schemas.openxmlformats.org/officeDocument/2006/relationships" xmlns:m="http://schemas.openxmlformats.org/officeDocument/2006/math" xmlns:v="urn:schemas-microsoft-com:vml" xmlns:wp14="http://schemas.microsoft.com/office/word/2010/wordprocessingDrawing" xmlns:wp="http://schemas.openxmlformats.org/drawingml/2006/wordprocessingDrawing" xmlns:w10="urn:schemas-microsoft-com:office:word" xmlns:w="http://schemas.openxmlformats.org/wordprocessingml/2006/main" xmlns:w14="http://schemas.microsoft.com/office/word/2010/wordml" xmlns:w15="http://schemas.microsoft.com/office/word/2012/wordml" xmlns:w16cex="http://schemas.microsoft.com/office/word/2018/wordml/cex" xmlns:w16cid="http://schemas.microsoft.com/office/word/2016/wordml/cid" xmlns:w16="http://schemas.microsoft.com/office/word/2018/wordml" xmlns:w16du="http://schemas.microsoft.com/office/word/2023/wordml/word16du" xmlns:w16sdtdh="http://schemas.microsoft.com/office/word/2020/wordml/sdtdatahash" xmlns:w16sdtfl="http://schemas.microsoft.com/office/word/2024/wordml/sdtformatlock" xmlns:w16se="http://schemas.microsoft.com/office/word/2015/wordml/symex" xmlns:wpg="http://schemas.microsoft.com/office/word/2010/wordprocessingGroup" xmlns:wpi="http://schemas.microsoft.com/office/word/2010/wordprocessingInk" xmlns:wne="http://schemas.microsoft.com/office/word/2006/wordml" xmlns:wps="http://schemas.microsoft.com/office/word/2010/wordprocessingShape" mc:Ignorable="w14 w15 w16se w16cid w16 w16cex w16sdtdh w16sdtfl w16du wp14">
+<w:ftr xmlns:w="http://schemas.openxmlformats.org/wordprocessingml/2006/main" xmlns:r="http://schemas.openxmlformats.org/officeDocument/2006/relationships">
+  <w:tbl>
+    <w:tblPr>
+      <w:tblW w:w="9630" w:type="dxa"/>
+      <w:tblBorders>
+        <w:top w:val="nil"/>
+        <w:left w:val="nil"/>
+        <w:bottom w:val="nil"/>
+        <w:right w:val="nil"/>
+        <w:insideH w:val="nil"/>
+        <w:insideV w:val="nil"/>
+      </w:tblBorders>
+      <w:tblLayout w:type="fixed"/>
+      <w:tblCellMar>
+        <w:left w:w="0" w:type="dxa"/>
+        <w:right w:w="0" w:type="dxa"/>
+      </w:tblCellMar>
+      <w:tblLook w:val="0000"/>
+    </w:tblPr>
+    <w:tblGrid>
+      <w:gridCol w:w="4815"/>
+      <w:gridCol w:w="4815"/>
+    </w:tblGrid>
+    <w:tr>
+      <w:tc>
+        <w:tcPr>
+          <w:tcW w:w="4815" w:type="dxa"/>
+        </w:tcPr>
+        <w:p>
+          <w:pPr>
+            <w:spacing w:before="360" w:after="0" w:line="240" w:lineRule="auto"/>
+            <w:jc w:val="left"/>
+            <w:rPr>
+              <w:sz w:val="18"/>
+              <w:szCs w:val="18"/>
+            </w:rPr>
+          </w:pPr>
+          <w:r>
+            <w:rPr>
+              <w:sz w:val="18"/>
+              <w:szCs w:val="18"/>
+            </w:rPr>
+            <w:t xml:space="preserve">__________________________________</w:t>
+          </w:r>
+        </w:p>
+        <w:p>
+          <w:pPr>
+            <w:spacing w:before="0" w:after="0" w:line="240" w:lineRule="auto"/>
+            <w:jc w:val="left"/>
+            <w:rPr>
+              <w:sz w:val="18"/>
+              <w:szCs w:val="18"/>
+            </w:rPr>
+          </w:pPr>
+          <w:r>
+            <w:rPr>
+              <w:sz w:val="18"/>
+              <w:szCs w:val="18"/>
+            </w:rPr>
+            <w:t xml:space="preserve">&lt;&lt; Will.TestatorLabel &gt;&gt;</w:t>
+          </w:r>
+        </w:p>
+        <w:p>
+          <w:pPr>
+            <w:spacing w:before="160" w:after="0" w:line="240" w:lineRule="auto"/>
+            <w:jc w:val="left"/>
+            <w:rPr>
+              <w:sz w:val="18"/>
+              <w:szCs w:val="18"/>
+            </w:rPr>
+          </w:pPr>
+          <w:r>
+            <w:rPr>
+              <w:sz w:val="18"/>
+              <w:szCs w:val="18"/>
+            </w:rPr>
+            <w:t xml:space="preserve">Date ____/____/____</w:t>
+          </w:r>
+        </w:p>
+      </w:tc>
+      <w:tc>
+        <w:tcPr>
+          <w:tcW w:w="4815" w:type="dxa"/>
+        </w:tcPr>
+        <w:p>
+          <w:pPr>
+            <w:spacing w:before="360" w:after="0" w:line="240" w:lineRule="auto"/>
+            <w:rPr>
+              <w:sz w:val="18"/>
+              <w:szCs w:val="18"/>
+            </w:rPr>
+          </w:pPr>
+          <w:bookmarkStart w:id="9001" w:name="ExecutorFooter"/>
+          <w:r>
+            <w:rPr>
+              <w:sz w:val="18"/>
+              <w:szCs w:val="18"/>
+            </w:rPr>
+            <w:t xml:space="preserve">__________________________________</w:t>
+          </w:r>
+        </w:p>
+        <w:p>
+          <w:pPr>
+            <w:spacing w:before="0" w:after="0" w:line="240" w:lineRule="auto"/>
+            <w:rPr>
+              <w:sz w:val="18"/>
+              <w:szCs w:val="18"/>
+            </w:rPr>
+          </w:pPr>
+          <w:r>
+            <w:rPr>
+              <w:sz w:val="18"/>
+              <w:szCs w:val="18"/>
+            </w:rPr>
+            <w:t xml:space="preserve">&lt;&lt; Matter.CustomField.InitialExecutor &gt;&gt;</w:t>
+          </w:r>
+          <w:bookmarkEnd w:id="9001"/>
+        </w:p>
+        <w:p>
+          <w:pPr>
+            <w:spacing w:before="360" w:after="0" w:line="240" w:lineRule="auto"/>
+            <w:jc w:val="left"/>
+            <w:rPr>
+              <w:sz w:val="18"/>
+              <w:szCs w:val="18"/>
+            </w:rPr>
+          </w:pPr>
+          <w:r>
+            <w:rPr>
+              <w:sz w:val="18"/>
+              <w:szCs w:val="18"/>
+            </w:rPr>
+            <w:t xml:space="preserve">__________________________________</w:t>
+          </w:r>
+        </w:p>
+        <w:p>
+          <w:pPr>
+            <w:spacing w:before="0" w:after="0" w:line="240" w:lineRule="auto"/>
+            <w:jc w:val="left"/>
+            <w:rPr>
+              <w:sz w:val="18"/>
+              <w:szCs w:val="18"/>
+            </w:rPr>
+          </w:pPr>
+          <w:r>
+            <w:rPr>
+              <w:sz w:val="18"/>
+              <w:szCs w:val="18"/>
+            </w:rPr>
+            <w:t xml:space="preserve">Witness 1</w:t>
+          </w:r>
+        </w:p>
+        <w:p>
+          <w:pPr>
+            <w:spacing w:before="360" w:after="0" w:line="240" w:lineRule="auto"/>
+            <w:jc w:val="left"/>
+            <w:rPr>
+              <w:sz w:val="18"/>
+              <w:szCs w:val="18"/>
+            </w:rPr>
+          </w:pPr>
+          <w:r>
+            <w:rPr>
+              <w:sz w:val="18"/>
+              <w:szCs w:val="18"/>
+            </w:rPr>
+            <w:t xml:space="preserve">__________________________________</w:t>
+          </w:r>
+        </w:p>
+        <w:p>
+          <w:pPr>
+            <w:spacing w:before="0" w:after="0" w:line="240" w:lineRule="auto"/>
+            <w:jc w:val="left"/>
+            <w:rPr>
+              <w:sz w:val="18"/>
+              <w:szCs w:val="18"/>
+            </w:rPr>
+          </w:pPr>
+          <w:r>
+            <w:rPr>
+              <w:sz w:val="18"/>
+              <w:szCs w:val="18"/>
+            </w:rPr>
+            <w:t xml:space="preserve">Witness 2</w:t>
+          </w:r>
+        </w:p>
+      </w:tc>
+    </w:tr>
+  </w:tbl>
   <w:p>
     <w:pPr>
-      <w:pStyle w:val="Footer"/>
-    </w:pPr>
-  </w:p>
-</w:ftr>
-</file>
-
-<file path=word/footer3.xml><?xml version="1.0" encoding="utf-8"?>
-<w:ftr xmlns:wpc="http://schemas.microsoft.com/office/word/2010/wordprocessingCanvas" xmlns:cx="http://schemas.microsoft.com/office/drawing/2014/chartex" xmlns:cx1="http://schemas.microsoft.com/office/drawing/2015/9/8/chartex" xmlns:cx2="http://schemas.microsoft.com/office/drawing/2015/10/21/chartex" xmlns:cx3="http://schemas.microsoft.com/office/drawing/2016/5/9/chartex" xmlns:cx4="http://schemas.microsoft.com/office/drawing/2016/5/10/chartex" xmlns:cx5="http://schemas.microsoft.com/office/drawing/2016/5/11/chartex" xmlns:cx6="http://schemas.microsoft.com/office/drawing/2016/5/12/chartex" xmlns:cx7="http://schemas.microsoft.com/office/drawing/2016/5/13/chartex" xmlns:cx8="http://schemas.microsoft.com/office/drawing/2016/5/14/chartex" xmlns:mc="http://schemas.openxmlformats.org/markup-compatibility/2006" xmlns:aink="http://schemas.microsoft.com/office/drawing/2016/ink" xmlns:am3d="http://schemas.microsoft.com/office/drawing/2017/model3d" xmlns:o="urn:schemas-microsoft-com:office:office" xmlns:oel="http://schemas.microsoft.com/office/2019/extlst" xmlns:r="http://schemas.openxmlformats.org/officeDocument/2006/relationships" xmlns:m="http://schemas.openxmlformats.org/officeDocument/2006/math" xmlns:v="urn:schemas-microsoft-com:vml" xmlns:wp14="http://schemas.microsoft.com/office/word/2010/wordprocessingDrawing" xmlns:wp="http://schemas.openxmlformats.org/drawingml/2006/wordprocessingDrawing" xmlns:w10="urn:schemas-microsoft-com:office:word" xmlns:w="http://schemas.openxmlformats.org/wordprocessingml/2006/main" xmlns:w14="http://schemas.microsoft.com/office/word/2010/wordml" xmlns:w15="http://schemas.microsoft.com/office/word/2012/wordml" xmlns:w16cex="http://schemas.microsoft.com/office/word/2018/wordml/cex" xmlns:w16cid="http://schemas.microsoft.com/office/word/2016/wordml/cid" xmlns:w16="http://schemas.microsoft.com/office/word/2018/wordml" xmlns:w16du="http://schemas.microsoft.com/office/word/2023/wordml/word16du" xmlns:w16sdtdh="http://schemas.microsoft.com/office/word/2020/wordml/sdtdatahash" xmlns:w16sdtfl="http://schemas.microsoft.com/office/word/2024/wordml/sdtformatlock" xmlns:w16se="http://schemas.microsoft.com/office/word/2015/wordml/symex" xmlns:wpg="http://schemas.microsoft.com/office/word/2010/wordprocessingGroup" xmlns:wpi="http://schemas.microsoft.com/office/word/2010/wordprocessingInk" xmlns:wne="http://schemas.microsoft.com/office/word/2006/wordml" xmlns:wps="http://schemas.microsoft.com/office/word/2010/wordprocessingShape" mc:Ignorable="w14 w15 w16se w16cid w16 w16cex w16sdtdh w16sdtfl w16du wp14">
-  <w:p>
-    <w:pPr>
-      <w:pStyle w:val="Footer"/>
-    </w:pPr>
-  </w:p>
-</w:ftr>
-</file>
-
-<file path=word/footer4.xml><?xml version="1.0" encoding="utf-8"?>
-<w:ftr xmlns:wpc="http://schemas.microsoft.com/office/word/2010/wordprocessingCanvas" xmlns:cx="http://schemas.microsoft.com/office/drawing/2014/chartex" xmlns:cx1="http://schemas.microsoft.com/office/drawing/2015/9/8/chartex" xmlns:cx2="http://schemas.microsoft.com/office/drawing/2015/10/21/chartex" xmlns:cx3="http://schemas.microsoft.com/office/drawing/2016/5/9/chartex" xmlns:cx4="http://schemas.microsoft.com/office/drawing/2016/5/10/chartex" xmlns:cx5="http://schemas.microsoft.com/office/drawing/2016/5/11/chartex" xmlns:cx6="http://schemas.microsoft.com/office/drawing/2016/5/12/chartex" xmlns:cx7="http://schemas.microsoft.com/office/drawing/2016/5/13/chartex" xmlns:cx8="http://schemas.microsoft.com/office/drawing/2016/5/14/chartex" xmlns:mc="http://schemas.openxmlformats.org/markup-compatibility/2006" xmlns:aink="http://schemas.microsoft.com/office/drawing/2016/ink" xmlns:am3d="http://schemas.microsoft.com/office/drawing/2017/model3d" xmlns:o="urn:schemas-microsoft-com:office:office" xmlns:oel="http://schemas.microsoft.com/office/2019/extlst" xmlns:r="http://schemas.openxmlformats.org/officeDocument/2006/relationships" xmlns:m="http://schemas.openxmlformats.org/officeDocument/2006/math" xmlns:v="urn:schemas-microsoft-com:vml" xmlns:wp14="http://schemas.microsoft.com/office/word/2010/wordprocessingDrawing" xmlns:wp="http://schemas.openxmlformats.org/drawingml/2006/wordprocessingDrawing" xmlns:w10="urn:schemas-microsoft-com:office:word" xmlns:w="http://schemas.openxmlformats.org/wordprocessingml/2006/main" xmlns:w14="http://schemas.microsoft.com/office/word/2010/wordml" xmlns:w15="http://schemas.microsoft.com/office/word/2012/wordml" xmlns:w16cex="http://schemas.microsoft.com/office/word/2018/wordml/cex" xmlns:w16cid="http://schemas.microsoft.com/office/word/2016/wordml/cid" xmlns:w16="http://schemas.microsoft.com/office/word/2018/wordml" xmlns:w16du="http://schemas.microsoft.com/office/word/2023/wordml/word16du" xmlns:w16sdtdh="http://schemas.microsoft.com/office/word/2020/wordml/sdtdatahash" xmlns:w16sdtfl="http://schemas.microsoft.com/office/word/2024/wordml/sdtformatlock" xmlns:w16se="http://schemas.microsoft.com/office/word/2015/wordml/symex" xmlns:wpg="http://schemas.microsoft.com/office/word/2010/wordprocessingGroup" xmlns:wpi="http://schemas.microsoft.com/office/word/2010/wordprocessingInk" xmlns:wne="http://schemas.microsoft.com/office/word/2006/wordml" xmlns:wps="http://schemas.microsoft.com/office/word/2010/wordprocessingShape" mc:Ignorable="w14 w15 w16se w16cid w16 w16cex w16sdtdh w16sdtfl w16du wp14">
-  <w:p>
-    <w:pPr>
-      <w:pStyle w:val="Footer"/>
-    </w:pPr>
-  </w:p>
-</w:ftr>
-</file>
-
-<file path=word/footer5.xml><?xml version="1.0" encoding="utf-8"?>
-<w:ftr xmlns:wpc="http://schemas.microsoft.com/office/word/2010/wordprocessingCanvas" xmlns:cx="http://schemas.microsoft.com/office/drawing/2014/chartex" xmlns:cx1="http://schemas.microsoft.com/office/drawing/2015/9/8/chartex" xmlns:cx2="http://schemas.microsoft.com/office/drawing/2015/10/21/chartex" xmlns:cx3="http://schemas.microsoft.com/office/drawing/2016/5/9/chartex" xmlns:cx4="http://schemas.microsoft.com/office/drawing/2016/5/10/chartex" xmlns:cx5="http://schemas.microsoft.com/office/drawing/2016/5/11/chartex" xmlns:cx6="http://schemas.microsoft.com/office/drawing/2016/5/12/chartex" xmlns:cx7="http://schemas.microsoft.com/office/drawing/2016/5/13/chartex" xmlns:cx8="http://schemas.microsoft.com/office/drawing/2016/5/14/chartex" xmlns:mc="http://schemas.openxmlformats.org/markup-compatibility/2006" xmlns:aink="http://schemas.microsoft.com/office/drawing/2016/ink" xmlns:am3d="http://schemas.microsoft.com/office/drawing/2017/model3d" xmlns:o="urn:schemas-microsoft-com:office:office" xmlns:oel="http://schemas.microsoft.com/office/2019/extlst" xmlns:r="http://schemas.openxmlformats.org/officeDocument/2006/relationships" xmlns:m="http://schemas.openxmlformats.org/officeDocument/2006/math" xmlns:v="urn:schemas-microsoft-com:vml" xmlns:wp14="http://schemas.microsoft.com/office/word/2010/wordprocessingDrawing" xmlns:wp="http://schemas.openxmlformats.org/drawingml/2006/wordprocessingDrawing" xmlns:w10="urn:schemas-microsoft-com:office:word" xmlns:w="http://schemas.openxmlformats.org/wordprocessingml/2006/main" xmlns:w14="http://schemas.microsoft.com/office/word/2010/wordml" xmlns:w15="http://schemas.microsoft.com/office/word/2012/wordml" xmlns:w16cex="http://schemas.microsoft.com/office/word/2018/wordml/cex" xmlns:w16cid="http://schemas.microsoft.com/office/word/2016/wordml/cid" xmlns:w16="http://schemas.microsoft.com/office/word/2018/wordml" xmlns:w16du="http://schemas.microsoft.com/office/word/2023/wordml/word16du" xmlns:w16sdtdh="http://schemas.microsoft.com/office/word/2020/wordml/sdtdatahash" xmlns:w16sdtfl="http://schemas.microsoft.com/office/word/2024/wordml/sdtformatlock" xmlns:w16se="http://schemas.microsoft.com/office/word/2015/wordml/symex" xmlns:wpg="http://schemas.microsoft.com/office/word/2010/wordprocessingGroup" xmlns:wpi="http://schemas.microsoft.com/office/word/2010/wordprocessingInk" xmlns:wne="http://schemas.microsoft.com/office/word/2006/wordml" xmlns:wps="http://schemas.microsoft.com/office/word/2010/wordprocessingShape" mc:Ignorable="w14 w15 w16se w16cid w16 w16cex w16sdtdh w16sdtfl w16du wp14">
-  <w:sdt>
-    <w:sdtPr>
-      <w:id w:val="1292093875"/>
-      <w:docPartObj>
-        <w:docPartGallery w:val="Page Numbers (Bottom of Page)"/>
-        <w:docPartUnique/>
-      </w:docPartObj>
-    </w:sdtPr>
-    <w:sdtEndPr>
+      <w:spacing w:before="0" w:after="0" w:line="240" w:lineRule="auto"/>
+      <w:jc w:val="left"/>
       <w:rPr>
-        <w:noProof/>
+        <w:sz w:val="18"/>
+        <w:szCs w:val="18"/>
       </w:rPr>
-    </w:sdtEndPr>
-    <w:sdtContent>
-      <w:p>
-        <w:pPr>
-          <w:pStyle w:val="Footer"/>
-          <w:jc w:val="right"/>
-        </w:pPr>
-        <w:r>
-          <w:fldChar w:fldCharType="begin"/>
-        </w:r>
-        <w:r>
-          <w:instrText xml:space="preserve"> PAGE   \* MERGEFORMAT </w:instrText>
-        </w:r>
-        <w:r>
-          <w:fldChar w:fldCharType="separate"/>
-        </w:r>
-        <w:r>
-          <w:rPr>
-            <w:noProof/>
-          </w:rPr>
-          <w:t>2</w:t>
-        </w:r>
-        <w:r>
-          <w:rPr>
-            <w:noProof/>
-          </w:rPr>
-          <w:fldChar w:fldCharType="end"/>
-        </w:r>
-      </w:p>
-    </w:sdtContent>
-  </w:sdt>
-</w:ftr>
-</file>
-
-<file path=word/footer6.xml><?xml version="1.0" encoding="utf-8"?>
-<w:ftr xmlns:wpc="http://schemas.microsoft.com/office/word/2010/wordprocessingCanvas" xmlns:cx="http://schemas.microsoft.com/office/drawing/2014/chartex" xmlns:cx1="http://schemas.microsoft.com/office/drawing/2015/9/8/chartex" xmlns:cx2="http://schemas.microsoft.com/office/drawing/2015/10/21/chartex" xmlns:cx3="http://schemas.microsoft.com/office/drawing/2016/5/9/chartex" xmlns:cx4="http://schemas.microsoft.com/office/drawing/2016/5/10/chartex" xmlns:cx5="http://schemas.microsoft.com/office/drawing/2016/5/11/chartex" xmlns:cx6="http://schemas.microsoft.com/office/drawing/2016/5/12/chartex" xmlns:cx7="http://schemas.microsoft.com/office/drawing/2016/5/13/chartex" xmlns:cx8="http://schemas.microsoft.com/office/drawing/2016/5/14/chartex" xmlns:mc="http://schemas.openxmlformats.org/markup-compatibility/2006" xmlns:aink="http://schemas.microsoft.com/office/drawing/2016/ink" xmlns:am3d="http://schemas.microsoft.com/office/drawing/2017/model3d" xmlns:o="urn:schemas-microsoft-com:office:office" xmlns:oel="http://schemas.microsoft.com/office/2019/extlst" xmlns:r="http://schemas.openxmlformats.org/officeDocument/2006/relationships" xmlns:m="http://schemas.openxmlformats.org/officeDocument/2006/math" xmlns:v="urn:schemas-microsoft-com:vml" xmlns:wp14="http://schemas.microsoft.com/office/word/2010/wordprocessingDrawing" xmlns:wp="http://schemas.openxmlformats.org/drawingml/2006/wordprocessingDrawing" xmlns:w10="urn:schemas-microsoft-com:office:word" xmlns:w="http://schemas.openxmlformats.org/wordprocessingml/2006/main" xmlns:w14="http://schemas.microsoft.com/office/word/2010/wordml" xmlns:w15="http://schemas.microsoft.com/office/word/2012/wordml" xmlns:w16cex="http://schemas.microsoft.com/office/word/2018/wordml/cex" xmlns:w16cid="http://schemas.microsoft.com/office/word/2016/wordml/cid" xmlns:w16="http://schemas.microsoft.com/office/word/2018/wordml" xmlns:w16du="http://schemas.microsoft.com/office/word/2023/wordml/word16du" xmlns:w16sdtdh="http://schemas.microsoft.com/office/word/2020/wordml/sdtdatahash" xmlns:w16sdtfl="http://schemas.microsoft.com/office/word/2024/wordml/sdtformatlock" xmlns:w16se="http://schemas.microsoft.com/office/word/2015/wordml/symex" xmlns:wpg="http://schemas.microsoft.com/office/word/2010/wordprocessingGroup" xmlns:wpi="http://schemas.microsoft.com/office/word/2010/wordprocessingInk" xmlns:wne="http://schemas.microsoft.com/office/word/2006/wordml" xmlns:wps="http://schemas.microsoft.com/office/word/2010/wordprocessingShape" mc:Ignorable="w14 w15 w16se w16cid w16 w16cex w16sdtdh w16sdtfl w16du wp14">
-  <w:p>
-    <w:pPr>
-      <w:pStyle w:val="Footer"/>
     </w:pPr>
   </w:p>
 </w:ftr>
@@ -13269,61 +13389,175 @@
 </file>
 
 <file path=word/header1.xml><?xml version="1.0" encoding="utf-8"?>
-<w:hdr xmlns:wpc="http://schemas.microsoft.com/office/word/2010/wordprocessingCanvas" xmlns:cx="http://schemas.microsoft.com/office/drawing/2014/chartex" xmlns:cx1="http://schemas.microsoft.com/office/drawing/2015/9/8/chartex" xmlns:cx2="http://schemas.microsoft.com/office/drawing/2015/10/21/chartex" xmlns:cx3="http://schemas.microsoft.com/office/drawing/2016/5/9/chartex" xmlns:cx4="http://schemas.microsoft.com/office/drawing/2016/5/10/chartex" xmlns:cx5="http://schemas.microsoft.com/office/drawing/2016/5/11/chartex" xmlns:cx6="http://schemas.microsoft.com/office/drawing/2016/5/12/chartex" xmlns:cx7="http://schemas.microsoft.com/office/drawing/2016/5/13/chartex" xmlns:cx8="http://schemas.microsoft.com/office/drawing/2016/5/14/chartex" xmlns:mc="http://schemas.openxmlformats.org/markup-compatibility/2006" xmlns:aink="http://schemas.microsoft.com/office/drawing/2016/ink" xmlns:am3d="http://schemas.microsoft.com/office/drawing/2017/model3d" xmlns:o="urn:schemas-microsoft-com:office:office" xmlns:oel="http://schemas.microsoft.com/office/2019/extlst" xmlns:r="http://schemas.openxmlformats.org/officeDocument/2006/relationships" xmlns:m="http://schemas.openxmlformats.org/officeDocument/2006/math" xmlns:v="urn:schemas-microsoft-com:vml" xmlns:wp14="http://schemas.microsoft.com/office/word/2010/wordprocessingDrawing" xmlns:wp="http://schemas.openxmlformats.org/drawingml/2006/wordprocessingDrawing" xmlns:w10="urn:schemas-microsoft-com:office:word" xmlns:w="http://schemas.openxmlformats.org/wordprocessingml/2006/main" xmlns:w14="http://schemas.microsoft.com/office/word/2010/wordml" xmlns:w15="http://schemas.microsoft.com/office/word/2012/wordml" xmlns:w16cex="http://schemas.microsoft.com/office/word/2018/wordml/cex" xmlns:w16cid="http://schemas.microsoft.com/office/word/2016/wordml/cid" xmlns:w16="http://schemas.microsoft.com/office/word/2018/wordml" xmlns:w16du="http://schemas.microsoft.com/office/word/2023/wordml/word16du" xmlns:w16sdtdh="http://schemas.microsoft.com/office/word/2020/wordml/sdtdatahash" xmlns:w16sdtfl="http://schemas.microsoft.com/office/word/2024/wordml/sdtformatlock" xmlns:w16se="http://schemas.microsoft.com/office/word/2015/wordml/symex" xmlns:wpg="http://schemas.microsoft.com/office/word/2010/wordprocessingGroup" xmlns:wpi="http://schemas.microsoft.com/office/word/2010/wordprocessingInk" xmlns:wne="http://schemas.microsoft.com/office/word/2006/wordml" xmlns:wps="http://schemas.microsoft.com/office/word/2010/wordprocessingShape" mc:Ignorable="w14 w15 w16se w16cid w16 w16cex w16sdtdh w16sdtfl w16du wp14">
+<w:hdr xmlns:w="http://schemas.openxmlformats.org/wordprocessingml/2006/main" xmlns:r="http://schemas.openxmlformats.org/officeDocument/2006/relationships">
   <w:p>
     <w:pPr>
-      <w:pStyle w:val="Header"/>
+      <w:spacing w:before="0" w:after="0" w:line="240" w:lineRule="auto"/>
+      <w:jc w:val="left"/>
+      <w:rPr>
+        <w:sz w:val="18"/>
+        <w:szCs w:val="18"/>
+      </w:rPr>
     </w:pPr>
+    <w:r>
+      <w:rPr>
+        <w:sz w:val="18"/>
+        <w:szCs w:val="18"/>
+      </w:rPr>
+      <w:t xml:space="preserve">WILL OF </w:t>
+    </w:r>
+    <w:r>
+      <w:rPr>
+        <w:caps/>
+        <w:sz w:val="18"/>
+        <w:szCs w:val="18"/>
+      </w:rPr>
+      <w:t xml:space="preserve">&lt;&lt; Matter.Relationships.Mr.Name &gt;&gt;</w:t>
+    </w:r>
   </w:p>
 </w:hdr>
 </file>
 
 <file path=word/header2.xml><?xml version="1.0" encoding="utf-8"?>
-<w:hdr xmlns:wpc="http://schemas.microsoft.com/office/word/2010/wordprocessingCanvas" xmlns:cx="http://schemas.microsoft.com/office/drawing/2014/chartex" xmlns:cx1="http://schemas.microsoft.com/office/drawing/2015/9/8/chartex" xmlns:cx2="http://schemas.microsoft.com/office/drawing/2015/10/21/chartex" xmlns:cx3="http://schemas.microsoft.com/office/drawing/2016/5/9/chartex" xmlns:cx4="http://schemas.microsoft.com/office/drawing/2016/5/10/chartex" xmlns:cx5="http://schemas.microsoft.com/office/drawing/2016/5/11/chartex" xmlns:cx6="http://schemas.microsoft.com/office/drawing/2016/5/12/chartex" xmlns:cx7="http://schemas.microsoft.com/office/drawing/2016/5/13/chartex" xmlns:cx8="http://schemas.microsoft.com/office/drawing/2016/5/14/chartex" xmlns:mc="http://schemas.openxmlformats.org/markup-compatibility/2006" xmlns:aink="http://schemas.microsoft.com/office/drawing/2016/ink" xmlns:am3d="http://schemas.microsoft.com/office/drawing/2017/model3d" xmlns:o="urn:schemas-microsoft-com:office:office" xmlns:oel="http://schemas.microsoft.com/office/2019/extlst" xmlns:r="http://schemas.openxmlformats.org/officeDocument/2006/relationships" xmlns:m="http://schemas.openxmlformats.org/officeDocument/2006/math" xmlns:v="urn:schemas-microsoft-com:vml" xmlns:wp14="http://schemas.microsoft.com/office/word/2010/wordprocessingDrawing" xmlns:wp="http://schemas.openxmlformats.org/drawingml/2006/wordprocessingDrawing" xmlns:w10="urn:schemas-microsoft-com:office:word" xmlns:w="http://schemas.openxmlformats.org/wordprocessingml/2006/main" xmlns:w14="http://schemas.microsoft.com/office/word/2010/wordml" xmlns:w15="http://schemas.microsoft.com/office/word/2012/wordml" xmlns:w16cex="http://schemas.microsoft.com/office/word/2018/wordml/cex" xmlns:w16cid="http://schemas.microsoft.com/office/word/2016/wordml/cid" xmlns:w16="http://schemas.microsoft.com/office/word/2018/wordml" xmlns:w16du="http://schemas.microsoft.com/office/word/2023/wordml/word16du" xmlns:w16sdtdh="http://schemas.microsoft.com/office/word/2020/wordml/sdtdatahash" xmlns:w16sdtfl="http://schemas.microsoft.com/office/word/2024/wordml/sdtformatlock" xmlns:w16se="http://schemas.microsoft.com/office/word/2015/wordml/symex" xmlns:wpg="http://schemas.microsoft.com/office/word/2010/wordprocessingGroup" xmlns:wpi="http://schemas.microsoft.com/office/word/2010/wordprocessingInk" xmlns:wne="http://schemas.microsoft.com/office/word/2006/wordml" xmlns:wps="http://schemas.microsoft.com/office/word/2010/wordprocessingShape" mc:Ignorable="w14 w15 w16se w16cid w16 w16cex w16sdtdh w16sdtfl w16du wp14">
+<w:hdr xmlns:w="http://schemas.openxmlformats.org/wordprocessingml/2006/main" xmlns:r="http://schemas.openxmlformats.org/officeDocument/2006/relationships">
   <w:p>
     <w:pPr>
-      <w:pStyle w:val="Header"/>
+      <w:tabs>
+        <w:tab w:val="right" w:pos="9630"/>
+      </w:tabs>
+      <w:spacing w:before="0" w:after="0" w:line="240" w:lineRule="auto"/>
+      <w:jc w:val="left"/>
+      <w:rPr>
+        <w:sz w:val="18"/>
+        <w:szCs w:val="18"/>
+      </w:rPr>
     </w:pPr>
-  </w:p>
-</w:hdr>
-</file>
-
-<file path=word/header3.xml><?xml version="1.0" encoding="utf-8"?>
-<w:hdr xmlns:wpc="http://schemas.microsoft.com/office/word/2010/wordprocessingCanvas" xmlns:cx="http://schemas.microsoft.com/office/drawing/2014/chartex" xmlns:cx1="http://schemas.microsoft.com/office/drawing/2015/9/8/chartex" xmlns:cx2="http://schemas.microsoft.com/office/drawing/2015/10/21/chartex" xmlns:cx3="http://schemas.microsoft.com/office/drawing/2016/5/9/chartex" xmlns:cx4="http://schemas.microsoft.com/office/drawing/2016/5/10/chartex" xmlns:cx5="http://schemas.microsoft.com/office/drawing/2016/5/11/chartex" xmlns:cx6="http://schemas.microsoft.com/office/drawing/2016/5/12/chartex" xmlns:cx7="http://schemas.microsoft.com/office/drawing/2016/5/13/chartex" xmlns:cx8="http://schemas.microsoft.com/office/drawing/2016/5/14/chartex" xmlns:mc="http://schemas.openxmlformats.org/markup-compatibility/2006" xmlns:aink="http://schemas.microsoft.com/office/drawing/2016/ink" xmlns:am3d="http://schemas.microsoft.com/office/drawing/2017/model3d" xmlns:o="urn:schemas-microsoft-com:office:office" xmlns:oel="http://schemas.microsoft.com/office/2019/extlst" xmlns:r="http://schemas.openxmlformats.org/officeDocument/2006/relationships" xmlns:m="http://schemas.openxmlformats.org/officeDocument/2006/math" xmlns:v="urn:schemas-microsoft-com:vml" xmlns:wp14="http://schemas.microsoft.com/office/word/2010/wordprocessingDrawing" xmlns:wp="http://schemas.openxmlformats.org/drawingml/2006/wordprocessingDrawing" xmlns:w10="urn:schemas-microsoft-com:office:word" xmlns:w="http://schemas.openxmlformats.org/wordprocessingml/2006/main" xmlns:w14="http://schemas.microsoft.com/office/word/2010/wordml" xmlns:w15="http://schemas.microsoft.com/office/word/2012/wordml" xmlns:w16cex="http://schemas.microsoft.com/office/word/2018/wordml/cex" xmlns:w16cid="http://schemas.microsoft.com/office/word/2016/wordml/cid" xmlns:w16="http://schemas.microsoft.com/office/word/2018/wordml" xmlns:w16du="http://schemas.microsoft.com/office/word/2023/wordml/word16du" xmlns:w16sdtdh="http://schemas.microsoft.com/office/word/2020/wordml/sdtdatahash" xmlns:w16sdtfl="http://schemas.microsoft.com/office/word/2024/wordml/sdtformatlock" xmlns:w16se="http://schemas.microsoft.com/office/word/2015/wordml/symex" xmlns:wpg="http://schemas.microsoft.com/office/word/2010/wordprocessingGroup" xmlns:wpi="http://schemas.microsoft.com/office/word/2010/wordprocessingInk" xmlns:wne="http://schemas.microsoft.com/office/word/2006/wordml" xmlns:wps="http://schemas.microsoft.com/office/word/2010/wordprocessingShape" mc:Ignorable="w14 w15 w16se w16cid w16 w16cex w16sdtdh w16sdtfl w16du wp14">
-  <w:p>
-    <w:pPr>
-      <w:pStyle w:val="Header"/>
-    </w:pPr>
-  </w:p>
-</w:hdr>
-</file>
-
-<file path=word/header4.xml><?xml version="1.0" encoding="utf-8"?>
-<w:hdr xmlns:wpc="http://schemas.microsoft.com/office/word/2010/wordprocessingCanvas" xmlns:cx="http://schemas.microsoft.com/office/drawing/2014/chartex" xmlns:cx1="http://schemas.microsoft.com/office/drawing/2015/9/8/chartex" xmlns:cx2="http://schemas.microsoft.com/office/drawing/2015/10/21/chartex" xmlns:cx3="http://schemas.microsoft.com/office/drawing/2016/5/9/chartex" xmlns:cx4="http://schemas.microsoft.com/office/drawing/2016/5/10/chartex" xmlns:cx5="http://schemas.microsoft.com/office/drawing/2016/5/11/chartex" xmlns:cx6="http://schemas.microsoft.com/office/drawing/2016/5/12/chartex" xmlns:cx7="http://schemas.microsoft.com/office/drawing/2016/5/13/chartex" xmlns:cx8="http://schemas.microsoft.com/office/drawing/2016/5/14/chartex" xmlns:mc="http://schemas.openxmlformats.org/markup-compatibility/2006" xmlns:aink="http://schemas.microsoft.com/office/drawing/2016/ink" xmlns:am3d="http://schemas.microsoft.com/office/drawing/2017/model3d" xmlns:o="urn:schemas-microsoft-com:office:office" xmlns:oel="http://schemas.microsoft.com/office/2019/extlst" xmlns:r="http://schemas.openxmlformats.org/officeDocument/2006/relationships" xmlns:m="http://schemas.openxmlformats.org/officeDocument/2006/math" xmlns:v="urn:schemas-microsoft-com:vml" xmlns:wp14="http://schemas.microsoft.com/office/word/2010/wordprocessingDrawing" xmlns:wp="http://schemas.openxmlformats.org/drawingml/2006/wordprocessingDrawing" xmlns:w10="urn:schemas-microsoft-com:office:word" xmlns:w="http://schemas.openxmlformats.org/wordprocessingml/2006/main" xmlns:w14="http://schemas.microsoft.com/office/word/2010/wordml" xmlns:w15="http://schemas.microsoft.com/office/word/2012/wordml" xmlns:w16cex="http://schemas.microsoft.com/office/word/2018/wordml/cex" xmlns:w16cid="http://schemas.microsoft.com/office/word/2016/wordml/cid" xmlns:w16="http://schemas.microsoft.com/office/word/2018/wordml" xmlns:w16du="http://schemas.microsoft.com/office/word/2023/wordml/word16du" xmlns:w16sdtdh="http://schemas.microsoft.com/office/word/2020/wordml/sdtdatahash" xmlns:w16sdtfl="http://schemas.microsoft.com/office/word/2024/wordml/sdtformatlock" xmlns:w16se="http://schemas.microsoft.com/office/word/2015/wordml/symex" xmlns:wpg="http://schemas.microsoft.com/office/word/2010/wordprocessingGroup" xmlns:wpi="http://schemas.microsoft.com/office/word/2010/wordprocessingInk" xmlns:wne="http://schemas.microsoft.com/office/word/2006/wordml" xmlns:wps="http://schemas.microsoft.com/office/word/2010/wordprocessingShape" mc:Ignorable="w14 w15 w16se w16cid w16 w16cex w16sdtdh w16sdtfl w16du wp14">
-  <w:p>
-    <w:pPr>
-      <w:pStyle w:val="Header"/>
-    </w:pPr>
-  </w:p>
-</w:hdr>
-</file>
-
-<file path=word/header5.xml><?xml version="1.0" encoding="utf-8"?>
-<w:hdr xmlns:wpc="http://schemas.microsoft.com/office/word/2010/wordprocessingCanvas" xmlns:cx="http://schemas.microsoft.com/office/drawing/2014/chartex" xmlns:cx1="http://schemas.microsoft.com/office/drawing/2015/9/8/chartex" xmlns:cx2="http://schemas.microsoft.com/office/drawing/2015/10/21/chartex" xmlns:cx3="http://schemas.microsoft.com/office/drawing/2016/5/9/chartex" xmlns:cx4="http://schemas.microsoft.com/office/drawing/2016/5/10/chartex" xmlns:cx5="http://schemas.microsoft.com/office/drawing/2016/5/11/chartex" xmlns:cx6="http://schemas.microsoft.com/office/drawing/2016/5/12/chartex" xmlns:cx7="http://schemas.microsoft.com/office/drawing/2016/5/13/chartex" xmlns:cx8="http://schemas.microsoft.com/office/drawing/2016/5/14/chartex" xmlns:mc="http://schemas.openxmlformats.org/markup-compatibility/2006" xmlns:aink="http://schemas.microsoft.com/office/drawing/2016/ink" xmlns:am3d="http://schemas.microsoft.com/office/drawing/2017/model3d" xmlns:o="urn:schemas-microsoft-com:office:office" xmlns:oel="http://schemas.microsoft.com/office/2019/extlst" xmlns:r="http://schemas.openxmlformats.org/officeDocument/2006/relationships" xmlns:m="http://schemas.openxmlformats.org/officeDocument/2006/math" xmlns:v="urn:schemas-microsoft-com:vml" xmlns:wp14="http://schemas.microsoft.com/office/word/2010/wordprocessingDrawing" xmlns:wp="http://schemas.openxmlformats.org/drawingml/2006/wordprocessingDrawing" xmlns:w10="urn:schemas-microsoft-com:office:word" xmlns:w="http://schemas.openxmlformats.org/wordprocessingml/2006/main" xmlns:w14="http://schemas.microsoft.com/office/word/2010/wordml" xmlns:w15="http://schemas.microsoft.com/office/word/2012/wordml" xmlns:w16cex="http://schemas.microsoft.com/office/word/2018/wordml/cex" xmlns:w16cid="http://schemas.microsoft.com/office/word/2016/wordml/cid" xmlns:w16="http://schemas.microsoft.com/office/word/2018/wordml" xmlns:w16du="http://schemas.microsoft.com/office/word/2023/wordml/word16du" xmlns:w16sdtdh="http://schemas.microsoft.com/office/word/2020/wordml/sdtdatahash" xmlns:w16sdtfl="http://schemas.microsoft.com/office/word/2024/wordml/sdtformatlock" xmlns:w16se="http://schemas.microsoft.com/office/word/2015/wordml/symex" xmlns:wpg="http://schemas.microsoft.com/office/word/2010/wordprocessingGroup" xmlns:wpi="http://schemas.microsoft.com/office/word/2010/wordprocessingInk" xmlns:wne="http://schemas.microsoft.com/office/word/2006/wordml" xmlns:wps="http://schemas.microsoft.com/office/word/2010/wordprocessingShape" mc:Ignorable="w14 w15 w16se w16cid w16 w16cex w16sdtdh w16sdtfl w16du wp14">
-  <w:p>
-    <w:pPr>
-      <w:pStyle w:val="Header"/>
-    </w:pPr>
-  </w:p>
-</w:hdr>
-</file>
-
-<file path=word/header6.xml><?xml version="1.0" encoding="utf-8"?>
-<w:hdr xmlns:wpc="http://schemas.microsoft.com/office/word/2010/wordprocessingCanvas" xmlns:cx="http://schemas.microsoft.com/office/drawing/2014/chartex" xmlns:cx1="http://schemas.microsoft.com/office/drawing/2015/9/8/chartex" xmlns:cx2="http://schemas.microsoft.com/office/drawing/2015/10/21/chartex" xmlns:cx3="http://schemas.microsoft.com/office/drawing/2016/5/9/chartex" xmlns:cx4="http://schemas.microsoft.com/office/drawing/2016/5/10/chartex" xmlns:cx5="http://schemas.microsoft.com/office/drawing/2016/5/11/chartex" xmlns:cx6="http://schemas.microsoft.com/office/drawing/2016/5/12/chartex" xmlns:cx7="http://schemas.microsoft.com/office/drawing/2016/5/13/chartex" xmlns:cx8="http://schemas.microsoft.com/office/drawing/2016/5/14/chartex" xmlns:mc="http://schemas.openxmlformats.org/markup-compatibility/2006" xmlns:aink="http://schemas.microsoft.com/office/drawing/2016/ink" xmlns:am3d="http://schemas.microsoft.com/office/drawing/2017/model3d" xmlns:o="urn:schemas-microsoft-com:office:office" xmlns:oel="http://schemas.microsoft.com/office/2019/extlst" xmlns:r="http://schemas.openxmlformats.org/officeDocument/2006/relationships" xmlns:m="http://schemas.openxmlformats.org/officeDocument/2006/math" xmlns:v="urn:schemas-microsoft-com:vml" xmlns:wp14="http://schemas.microsoft.com/office/word/2010/wordprocessingDrawing" xmlns:wp="http://schemas.openxmlformats.org/drawingml/2006/wordprocessingDrawing" xmlns:w10="urn:schemas-microsoft-com:office:word" xmlns:w="http://schemas.openxmlformats.org/wordprocessingml/2006/main" xmlns:w14="http://schemas.microsoft.com/office/word/2010/wordml" xmlns:w15="http://schemas.microsoft.com/office/word/2012/wordml" xmlns:w16cex="http://schemas.microsoft.com/office/word/2018/wordml/cex" xmlns:w16cid="http://schemas.microsoft.com/office/word/2016/wordml/cid" xmlns:w16="http://schemas.microsoft.com/office/word/2018/wordml" xmlns:w16du="http://schemas.microsoft.com/office/word/2023/wordml/word16du" xmlns:w16sdtdh="http://schemas.microsoft.com/office/word/2020/wordml/sdtdatahash" xmlns:w16sdtfl="http://schemas.microsoft.com/office/word/2024/wordml/sdtformatlock" xmlns:w16se="http://schemas.microsoft.com/office/word/2015/wordml/symex" xmlns:wpg="http://schemas.microsoft.com/office/word/2010/wordprocessingGroup" xmlns:wpi="http://schemas.microsoft.com/office/word/2010/wordprocessingInk" xmlns:wne="http://schemas.microsoft.com/office/word/2006/wordml" xmlns:wps="http://schemas.microsoft.com/office/word/2010/wordprocessingShape" mc:Ignorable="w14 w15 w16se w16cid w16 w16cex w16sdtdh w16sdtfl w16du wp14">
-  <w:p>
-    <w:pPr>
-      <w:pStyle w:val="Header"/>
-    </w:pPr>
+    <w:r>
+      <w:rPr>
+        <w:sz w:val="18"/>
+        <w:szCs w:val="18"/>
+      </w:rPr>
+      <w:t xml:space="preserve">WILL OF </w:t>
+    </w:r>
+    <w:r>
+      <w:rPr>
+        <w:caps/>
+        <w:sz w:val="18"/>
+        <w:szCs w:val="18"/>
+      </w:rPr>
+      <w:t xml:space="preserve">&lt;&lt; Matter.Relationships.Mr.Name &gt;&gt;</w:t>
+    </w:r>
+    <w:r>
+      <w:rPr>
+        <w:sz w:val="18"/>
+        <w:szCs w:val="18"/>
+      </w:rPr>
+      <w:tab/>
+    </w:r>
+    <w:r>
+      <w:rPr>
+        <w:sz w:val="18"/>
+        <w:szCs w:val="18"/>
+      </w:rPr>
+      <w:t xml:space="preserve">Page </w:t>
+    </w:r>
+    <w:r>
+      <w:rPr>
+        <w:b/>
+        <w:bCs/>
+        <w:sz w:val="18"/>
+        <w:szCs w:val="18"/>
+      </w:rPr>
+      <w:fldChar w:fldCharType="begin"/>
+    </w:r>
+    <w:r>
+      <w:rPr>
+        <w:b/>
+        <w:bCs/>
+        <w:sz w:val="18"/>
+        <w:szCs w:val="18"/>
+      </w:rPr>
+      <w:instrText xml:space="preserve"> PAGE </w:instrText>
+    </w:r>
+    <w:r>
+      <w:rPr>
+        <w:b/>
+        <w:bCs/>
+        <w:sz w:val="18"/>
+        <w:szCs w:val="18"/>
+      </w:rPr>
+      <w:fldChar w:fldCharType="separate"/>
+    </w:r>
+    <w:r>
+      <w:rPr>
+        <w:b/>
+        <w:bCs/>
+        <w:sz w:val="18"/>
+        <w:szCs w:val="18"/>
+      </w:rPr>
+      <w:t>1</w:t>
+    </w:r>
+    <w:r>
+      <w:rPr>
+        <w:b/>
+        <w:bCs/>
+        <w:sz w:val="18"/>
+        <w:szCs w:val="18"/>
+      </w:rPr>
+      <w:fldChar w:fldCharType="end"/>
+    </w:r>
+    <w:r>
+      <w:rPr>
+        <w:sz w:val="18"/>
+        <w:szCs w:val="18"/>
+      </w:rPr>
+      <w:t xml:space="preserve"> of </w:t>
+    </w:r>
+    <w:r>
+      <w:rPr>
+        <w:b/>
+        <w:bCs/>
+        <w:sz w:val="18"/>
+        <w:szCs w:val="18"/>
+      </w:rPr>
+      <w:fldChar w:fldCharType="begin"/>
+    </w:r>
+    <w:r>
+      <w:rPr>
+        <w:b/>
+        <w:bCs/>
+        <w:sz w:val="18"/>
+        <w:szCs w:val="18"/>
+      </w:rPr>
+      <w:instrText xml:space="preserve"> SECTIONPAGES </w:instrText>
+    </w:r>
+    <w:r>
+      <w:rPr>
+        <w:b/>
+        <w:bCs/>
+        <w:sz w:val="18"/>
+        <w:szCs w:val="18"/>
+      </w:rPr>
+      <w:fldChar w:fldCharType="separate"/>
+    </w:r>
+    <w:r>
+      <w:rPr>
+        <w:b/>
+        <w:bCs/>
+        <w:sz w:val="18"/>
+        <w:szCs w:val="18"/>
+      </w:rPr>
+      <w:t>1</w:t>
+    </w:r>
+    <w:r>
+      <w:rPr>
+        <w:b/>
+        <w:bCs/>
+        <w:sz w:val="18"/>
+        <w:szCs w:val="18"/>
+      </w:rPr>
+      <w:fldChar w:fldCharType="end"/>
+    </w:r>
   </w:p>
 </w:hdr>
 </file>
